--- a/resources/Capstone_Release_Form.docx
+++ b/resources/Capstone_Release_Form.docx
@@ -7,26 +7,26 @@
         <w:pStyle w:val="Title"/>
         <w:jc w:val="center"/>
         <w:rPr>
-          <w:rFonts w:ascii="Baskerville Old Face" w:eastAsiaTheme="minorHAnsi" w:hAnsi="Baskerville Old Face" w:cs="Arial"/>
+          <w:rFonts w:ascii="Arial" w:hAnsi="Arial" w:cs="Arial"/>
           <w:b/>
           <w:bCs/>
-          <w:color w:val="003057"/>
+          <w:color w:val="002855"/>
           <w:spacing w:val="0"/>
           <w:kern w:val="0"/>
-          <w:sz w:val="44"/>
-          <w:szCs w:val="44"/>
-        </w:rPr>
-      </w:pPr>
-      <w:r>
-        <w:rPr>
-          <w:rFonts w:ascii="Baskerville Old Face" w:eastAsiaTheme="minorHAnsi" w:hAnsi="Baskerville Old Face" w:cs="Arial"/>
+          <w:sz w:val="64"/>
+          <w:szCs w:val="64"/>
+        </w:rPr>
+      </w:pPr>
+      <w:r>
+        <w:rPr>
+          <w:rFonts w:ascii="Arial" w:hAnsi="Arial" w:cs="Arial"/>
           <w:b/>
           <w:bCs/>
-          <w:color w:val="003057"/>
+          <w:color w:val="002855"/>
           <w:spacing w:val="0"/>
           <w:kern w:val="0"/>
-          <w:sz w:val="44"/>
-          <w:szCs w:val="44"/>
+          <w:sz w:val="64"/>
+          <w:szCs w:val="64"/>
         </w:rPr>
         <w:t>IT Capstone Project Restricted Information Authorization Form</w:t>
       </w:r>
@@ -59,15 +59,15 @@
         <w:spacing w:after="0" w:line="240" w:lineRule="auto"/>
         <w:contextualSpacing/>
         <w:rPr>
-          <w:rFonts w:ascii="Verdana" w:eastAsia="Times New Roman" w:hAnsi="Verdana" w:cs="TimesNewRomanPS-BoldMT"/>
-          <w:bCs/>
-          <w:sz w:val="20"/>
-          <w:szCs w:val="20"/>
-        </w:rPr>
-      </w:pPr>
-      <w:r>
-        <w:rPr>
-          <w:rFonts w:ascii="Verdana" w:eastAsia="Times New Roman" w:hAnsi="Verdana" w:cs="TimesNewRomanPS-BoldMT"/>
+          <w:rFonts w:ascii="Arial" w:eastAsia="Times New Roman" w:hAnsi="Arial" w:cs="Arial"/>
+          <w:bCs/>
+          <w:sz w:val="20"/>
+          <w:szCs w:val="20"/>
+        </w:rPr>
+      </w:pPr>
+      <w:r>
+        <w:rPr>
+          <w:rFonts w:ascii="Arial" w:eastAsia="Times New Roman" w:hAnsi="Arial" w:cs="Arial"/>
           <w:bCs/>
           <w:sz w:val="20"/>
           <w:szCs w:val="20"/>
@@ -84,7 +84,7 @@
         <w:ind w:left="360"/>
         <w:contextualSpacing/>
         <w:rPr>
-          <w:rFonts w:ascii="Verdana" w:eastAsia="Times New Roman" w:hAnsi="Verdana" w:cs="TimesNewRomanPS-BoldMT"/>
+          <w:rFonts w:ascii="Arial" w:eastAsia="Times New Roman" w:hAnsi="Arial" w:cs="Arial"/>
           <w:bCs/>
           <w:sz w:val="20"/>
           <w:szCs w:val="20"/>
@@ -98,7 +98,7 @@
         <w:adjustRightInd w:val="0"/>
         <w:spacing w:after="200" w:line="276" w:lineRule="auto"/>
         <w:rPr>
-          <w:rFonts w:ascii="Verdana" w:eastAsia="Times New Roman" w:hAnsi="Verdana" w:cs="TimesNewRomanPS-BoldMT"/>
+          <w:rFonts w:ascii="Arial" w:eastAsia="Times New Roman" w:hAnsi="Arial" w:cs="Arial"/>
           <w:bCs/>
           <w:sz w:val="20"/>
           <w:szCs w:val="20"/>
@@ -112,7 +112,7 @@
         <w:adjustRightInd w:val="0"/>
         <w:spacing w:after="200" w:line="276" w:lineRule="auto"/>
         <w:rPr>
-          <w:rFonts w:ascii="Verdana" w:eastAsia="Times New Roman" w:hAnsi="Verdana" w:cs="TimesNewRomanPS-BoldMT"/>
+          <w:rFonts w:ascii="Arial" w:eastAsia="Times New Roman" w:hAnsi="Arial" w:cs="Arial"/>
           <w:bCs/>
           <w:sz w:val="20"/>
           <w:szCs w:val="20"/>
@@ -126,7 +126,7 @@
         <w:adjustRightInd w:val="0"/>
         <w:spacing w:after="200" w:line="276" w:lineRule="auto"/>
         <w:rPr>
-          <w:rFonts w:ascii="Verdana" w:eastAsia="Times New Roman" w:hAnsi="Verdana" w:cs="TimesNewRomanPS-BoldMT"/>
+          <w:rFonts w:ascii="Arial" w:eastAsia="Times New Roman" w:hAnsi="Arial" w:cs="Arial"/>
           <w:bCs/>
           <w:sz w:val="20"/>
           <w:szCs w:val="20"/>
@@ -140,15 +140,15 @@
         <w:adjustRightInd w:val="0"/>
         <w:spacing w:after="200" w:line="276" w:lineRule="auto"/>
         <w:rPr>
-          <w:rFonts w:ascii="Verdana" w:eastAsia="Times New Roman" w:hAnsi="Verdana" w:cs="TimesNewRomanPS-BoldMT"/>
-          <w:bCs/>
-          <w:sz w:val="20"/>
-          <w:szCs w:val="20"/>
-        </w:rPr>
-      </w:pPr>
-      <w:r>
-        <w:rPr>
-          <w:rFonts w:ascii="Verdana" w:eastAsia="Times New Roman" w:hAnsi="Verdana" w:cs="TimesNewRomanPS-BoldMT"/>
+          <w:rFonts w:ascii="Arial" w:eastAsia="Times New Roman" w:hAnsi="Arial" w:cs="Arial"/>
+          <w:bCs/>
+          <w:sz w:val="20"/>
+          <w:szCs w:val="20"/>
+        </w:rPr>
+      </w:pPr>
+      <w:r>
+        <w:rPr>
+          <w:rFonts w:ascii="Arial" w:eastAsia="Times New Roman" w:hAnsi="Arial" w:cs="Arial"/>
           <w:bCs/>
           <w:sz w:val="20"/>
           <w:szCs w:val="20"/>
@@ -159,14 +159,14 @@
     <w:p>
       <w:pPr>
         <w:rPr>
-          <w:rFonts w:ascii="Verdana" w:hAnsi="Verdana" w:cs="Arial"/>
-          <w:sz w:val="20"/>
-          <w:szCs w:val="20"/>
-        </w:rPr>
-      </w:pPr>
-      <w:r>
-        <w:rPr>
-          <w:rFonts w:ascii="Verdana" w:hAnsi="Verdana" w:cs="Arial"/>
+          <w:rFonts w:ascii="Arial" w:hAnsi="Arial" w:cs="Arial"/>
+          <w:sz w:val="20"/>
+          <w:szCs w:val="20"/>
+        </w:rPr>
+      </w:pPr>
+      <w:r>
+        <w:rPr>
+          <w:rFonts w:ascii="Arial" w:hAnsi="Arial" w:cs="Arial"/>
           <w:sz w:val="20"/>
           <w:szCs w:val="20"/>
         </w:rPr>
@@ -178,26 +178,26 @@
         <w:pStyle w:val="Title"/>
         <w:jc w:val="center"/>
         <w:rPr>
-          <w:rFonts w:ascii="Baskerville Old Face" w:eastAsiaTheme="minorHAnsi" w:hAnsi="Baskerville Old Face" w:cs="Arial"/>
+          <w:rFonts w:ascii="Arial" w:hAnsi="Arial" w:cs="Arial"/>
           <w:b/>
           <w:bCs/>
-          <w:color w:val="003057"/>
+          <w:color w:val="002855"/>
           <w:spacing w:val="0"/>
           <w:kern w:val="0"/>
-          <w:sz w:val="44"/>
-          <w:szCs w:val="44"/>
-        </w:rPr>
-      </w:pPr>
-      <w:r>
-        <w:rPr>
-          <w:rFonts w:ascii="Baskerville Old Face" w:eastAsiaTheme="minorHAnsi" w:hAnsi="Baskerville Old Face" w:cs="Arial"/>
+          <w:sz w:val="64"/>
+          <w:szCs w:val="64"/>
+        </w:rPr>
+      </w:pPr>
+      <w:r>
+        <w:rPr>
+          <w:rFonts w:ascii="Arial" w:hAnsi="Arial" w:cs="Arial"/>
           <w:b/>
           <w:bCs/>
-          <w:color w:val="003057"/>
+          <w:color w:val="002855"/>
           <w:spacing w:val="0"/>
           <w:kern w:val="0"/>
-          <w:sz w:val="44"/>
-          <w:szCs w:val="44"/>
+          <w:sz w:val="64"/>
+          <w:szCs w:val="64"/>
         </w:rPr>
         <w:lastRenderedPageBreak/>
         <w:t>Authorization to Use Restricted Information</w:t>
@@ -208,7 +208,7 @@
       <w:pPr>
         <w:spacing w:after="0" w:line="240" w:lineRule="auto"/>
         <w:rPr>
-          <w:rFonts w:ascii="Verdana" w:hAnsi="Verdana" w:cs="Arial"/>
+          <w:rFonts w:ascii="Arial" w:hAnsi="Arial" w:cs="Arial"/>
           <w:b/>
           <w:bCs/>
           <w:sz w:val="20"/>
@@ -220,15 +220,15 @@
       <w:pPr>
         <w:spacing w:after="0" w:line="240" w:lineRule="auto"/>
         <w:rPr>
-          <w:rFonts w:ascii="Verdana" w:hAnsi="Verdana" w:cs="Arial"/>
-          <w:bCs/>
-          <w:sz w:val="20"/>
-          <w:szCs w:val="20"/>
-        </w:rPr>
-      </w:pPr>
-      <w:r>
-        <w:rPr>
-          <w:rFonts w:ascii="Verdana" w:hAnsi="Verdana" w:cs="Arial"/>
+          <w:rFonts w:ascii="Arial" w:hAnsi="Arial" w:cs="Arial"/>
+          <w:bCs/>
+          <w:sz w:val="20"/>
+          <w:szCs w:val="20"/>
+        </w:rPr>
+      </w:pPr>
+      <w:r>
+        <w:rPr>
+          <w:rFonts w:ascii="Arial" w:hAnsi="Arial" w:cs="Arial"/>
           <w:bCs/>
           <w:sz w:val="20"/>
           <w:szCs w:val="20"/>
@@ -237,7 +237,7 @@
       </w:r>
       <w:r>
         <w:rPr>
-          <w:rFonts w:ascii="Verdana" w:hAnsi="Verdana" w:cs="Arial"/>
+          <w:rFonts w:ascii="Arial" w:hAnsi="Arial" w:cs="Arial"/>
           <w:b/>
           <w:bCs/>
           <w:sz w:val="20"/>
@@ -247,7 +247,7 @@
       </w:r>
       <w:r>
         <w:rPr>
-          <w:rFonts w:ascii="Verdana" w:hAnsi="Verdana" w:cs="Arial"/>
+          <w:rFonts w:ascii="Arial" w:hAnsi="Arial" w:cs="Arial"/>
           <w:bCs/>
           <w:sz w:val="20"/>
           <w:szCs w:val="20"/>
@@ -259,26 +259,26 @@
       <w:pPr>
         <w:spacing w:after="0" w:line="240" w:lineRule="auto"/>
         <w:rPr>
-          <w:rFonts w:ascii="Verdana" w:hAnsi="Verdana" w:cs="Arial"/>
-          <w:bCs/>
-          <w:sz w:val="20"/>
-          <w:szCs w:val="20"/>
-        </w:rPr>
-      </w:pPr>
-    </w:p>
-    <w:p>
-      <w:pPr>
-        <w:spacing w:after="0" w:line="240" w:lineRule="auto"/>
-        <w:rPr>
-          <w:rFonts w:ascii="Verdana" w:hAnsi="Verdana" w:cs="Arial"/>
-          <w:bCs/>
-          <w:sz w:val="20"/>
-          <w:szCs w:val="20"/>
-        </w:rPr>
-      </w:pPr>
-      <w:r>
-        <w:rPr>
-          <w:rFonts w:ascii="Verdana" w:hAnsi="Verdana" w:cs="Arial"/>
+          <w:rFonts w:ascii="Arial" w:hAnsi="Arial" w:cs="Arial"/>
+          <w:bCs/>
+          <w:sz w:val="20"/>
+          <w:szCs w:val="20"/>
+        </w:rPr>
+      </w:pPr>
+    </w:p>
+    <w:p>
+      <w:pPr>
+        <w:spacing w:after="0" w:line="240" w:lineRule="auto"/>
+        <w:rPr>
+          <w:rFonts w:ascii="Arial" w:hAnsi="Arial" w:cs="Arial"/>
+          <w:bCs/>
+          <w:sz w:val="20"/>
+          <w:szCs w:val="20"/>
+        </w:rPr>
+      </w:pPr>
+      <w:r>
+        <w:rPr>
+          <w:rFonts w:ascii="Arial" w:hAnsi="Arial" w:cs="Arial"/>
           <w:bCs/>
           <w:sz w:val="20"/>
           <w:szCs w:val="20"/>
@@ -288,7 +288,7 @@
       </w:r>
       <w:r>
         <w:rPr>
-          <w:rFonts w:ascii="Verdana" w:hAnsi="Verdana" w:cs="Arial"/>
+          <w:rFonts w:ascii="Arial" w:hAnsi="Arial" w:cs="Arial"/>
           <w:bCs/>
           <w:sz w:val="20"/>
           <w:szCs w:val="20"/>
@@ -300,18 +300,18 @@
       <w:pPr>
         <w:spacing w:after="0" w:line="240" w:lineRule="auto"/>
         <w:rPr>
-          <w:rFonts w:ascii="Verdana" w:hAnsi="Verdana" w:cs="Arial"/>
-          <w:bCs/>
-          <w:sz w:val="20"/>
-          <w:szCs w:val="20"/>
-        </w:rPr>
-      </w:pPr>
-    </w:p>
-    <w:p>
-      <w:pPr>
-        <w:spacing w:after="0" w:line="240" w:lineRule="auto"/>
-        <w:rPr>
-          <w:rFonts w:ascii="Verdana" w:hAnsi="Verdana" w:cs="Arial"/>
+          <w:rFonts w:ascii="Arial" w:hAnsi="Arial" w:cs="Arial"/>
+          <w:bCs/>
+          <w:sz w:val="20"/>
+          <w:szCs w:val="20"/>
+        </w:rPr>
+      </w:pPr>
+    </w:p>
+    <w:p>
+      <w:pPr>
+        <w:spacing w:after="0" w:line="240" w:lineRule="auto"/>
+        <w:rPr>
+          <w:rFonts w:ascii="Arial" w:hAnsi="Arial" w:cs="Arial"/>
           <w:bCs/>
           <w:sz w:val="20"/>
           <w:szCs w:val="20"/>
@@ -323,15 +323,15 @@
         <w:spacing w:after="0" w:line="240" w:lineRule="auto"/>
         <w:ind w:left="360"/>
         <w:rPr>
-          <w:rFonts w:ascii="Verdana" w:hAnsi="Verdana" w:cs="Arial"/>
-          <w:bCs/>
-          <w:sz w:val="20"/>
-          <w:szCs w:val="20"/>
-        </w:rPr>
-      </w:pPr>
-      <w:r>
-        <w:rPr>
-          <w:rFonts w:ascii="Verdana" w:hAnsi="Verdana" w:cs="Arial"/>
+          <w:rFonts w:ascii="Arial" w:hAnsi="Arial" w:cs="Arial"/>
+          <w:bCs/>
+          <w:sz w:val="20"/>
+          <w:szCs w:val="20"/>
+        </w:rPr>
+      </w:pPr>
+      <w:r>
+        <w:rPr>
+          <w:rFonts w:ascii="Arial" w:hAnsi="Arial" w:cs="Arial"/>
           <w:bCs/>
           <w:sz w:val="20"/>
           <w:szCs w:val="20"/>
@@ -344,7 +344,7 @@
         <w:spacing w:after="0" w:line="240" w:lineRule="auto"/>
         <w:ind w:left="360"/>
         <w:rPr>
-          <w:rFonts w:ascii="Verdana" w:hAnsi="Verdana" w:cs="Arial"/>
+          <w:rFonts w:ascii="Arial" w:hAnsi="Arial" w:cs="Arial"/>
           <w:bCs/>
           <w:sz w:val="20"/>
           <w:szCs w:val="20"/>
@@ -356,15 +356,15 @@
         <w:spacing w:after="0" w:line="240" w:lineRule="auto"/>
         <w:ind w:left="360"/>
         <w:rPr>
-          <w:rFonts w:ascii="Verdana" w:hAnsi="Verdana" w:cs="Arial"/>
-          <w:bCs/>
-          <w:sz w:val="20"/>
-          <w:szCs w:val="20"/>
-        </w:rPr>
-      </w:pPr>
-      <w:r>
-        <w:rPr>
-          <w:rFonts w:ascii="Verdana" w:hAnsi="Verdana" w:cs="Arial"/>
+          <w:rFonts w:ascii="Arial" w:hAnsi="Arial" w:cs="Arial"/>
+          <w:bCs/>
+          <w:sz w:val="20"/>
+          <w:szCs w:val="20"/>
+        </w:rPr>
+      </w:pPr>
+      <w:r>
+        <w:rPr>
+          <w:rFonts w:ascii="Arial" w:hAnsi="Arial" w:cs="Arial"/>
           <w:bCs/>
           <w:sz w:val="20"/>
           <w:szCs w:val="20"/>
@@ -377,7 +377,7 @@
         <w:spacing w:after="0" w:line="240" w:lineRule="auto"/>
         <w:ind w:left="360"/>
         <w:rPr>
-          <w:rFonts w:ascii="Verdana" w:hAnsi="Verdana" w:cs="Arial"/>
+          <w:rFonts w:ascii="Arial" w:hAnsi="Arial" w:cs="Arial"/>
           <w:bCs/>
           <w:i/>
           <w:iCs/>
@@ -391,7 +391,7 @@
         <w:spacing w:after="0" w:line="240" w:lineRule="auto"/>
         <w:ind w:left="360"/>
         <w:rPr>
-          <w:rFonts w:ascii="Verdana" w:hAnsi="Verdana" w:cs="Arial"/>
+          <w:rFonts w:ascii="Arial" w:hAnsi="Arial" w:cs="Arial"/>
           <w:bCs/>
           <w:i/>
           <w:iCs/>
@@ -401,7 +401,7 @@
       </w:pPr>
       <w:r>
         <w:rPr>
-          <w:rFonts w:ascii="Verdana" w:hAnsi="Verdana" w:cs="Arial"/>
+          <w:rFonts w:ascii="Arial" w:hAnsi="Arial" w:cs="Arial"/>
           <w:bCs/>
           <w:i/>
           <w:iCs/>
@@ -416,7 +416,7 @@
         <w:spacing w:after="0" w:line="240" w:lineRule="auto"/>
         <w:ind w:left="360"/>
         <w:rPr>
-          <w:rFonts w:ascii="Verdana" w:hAnsi="Verdana" w:cs="Arial"/>
+          <w:rFonts w:ascii="Arial" w:hAnsi="Arial" w:cs="Arial"/>
           <w:bCs/>
           <w:i/>
           <w:iCs/>
@@ -430,14 +430,14 @@
         <w:spacing w:after="0" w:line="240" w:lineRule="auto"/>
         <w:ind w:left="360"/>
         <w:rPr>
-          <w:rFonts w:ascii="Verdana" w:hAnsi="Verdana" w:cs="Arial"/>
-          <w:sz w:val="20"/>
-          <w:szCs w:val="20"/>
-        </w:rPr>
-      </w:pPr>
-      <w:r>
-        <w:rPr>
-          <w:rFonts w:ascii="Verdana" w:hAnsi="Verdana" w:cs="Arial"/>
+          <w:rFonts w:ascii="Arial" w:hAnsi="Arial" w:cs="Arial"/>
+          <w:sz w:val="20"/>
+          <w:szCs w:val="20"/>
+        </w:rPr>
+      </w:pPr>
+      <w:r>
+        <w:rPr>
+          <w:rFonts w:ascii="Arial" w:hAnsi="Arial" w:cs="Arial"/>
           <w:sz w:val="20"/>
           <w:szCs w:val="20"/>
         </w:rPr>
@@ -446,7 +446,7 @@
       <w:proofErr w:type="spellStart"/>
       <w:r>
         <w:rPr>
-          <w:rFonts w:ascii="Verdana" w:hAnsi="Verdana" w:cs="Arial"/>
+          <w:rFonts w:ascii="Arial" w:hAnsi="Arial" w:cs="Arial"/>
           <w:sz w:val="20"/>
           <w:szCs w:val="20"/>
         </w:rPr>
@@ -455,7 +455,7 @@
       <w:proofErr w:type="spellEnd"/>
       <w:r>
         <w:rPr>
-          <w:rFonts w:ascii="Verdana" w:hAnsi="Verdana" w:cs="Arial"/>
+          <w:rFonts w:ascii="Arial" w:hAnsi="Arial" w:cs="Arial"/>
           <w:sz w:val="20"/>
           <w:szCs w:val="20"/>
         </w:rPr>
@@ -463,7 +463,7 @@
       </w:r>
       <w:r>
         <w:rPr>
-          <w:rFonts w:ascii="Verdana" w:hAnsi="Verdana" w:cs="Arial"/>
+          <w:rFonts w:ascii="Arial" w:hAnsi="Arial" w:cs="Arial"/>
           <w:bCs/>
           <w:sz w:val="20"/>
           <w:szCs w:val="20"/>
@@ -472,7 +472,7 @@
       </w:r>
       <w:r>
         <w:rPr>
-          <w:rFonts w:ascii="Verdana" w:hAnsi="Verdana" w:cs="Arial"/>
+          <w:rFonts w:ascii="Arial" w:hAnsi="Arial" w:cs="Arial"/>
           <w:sz w:val="20"/>
           <w:szCs w:val="20"/>
         </w:rPr>
@@ -480,7 +480,7 @@
       </w:r>
       <w:r>
         <w:rPr>
-          <w:rFonts w:ascii="Verdana" w:hAnsi="Verdana" w:cs="Arial"/>
+          <w:rFonts w:ascii="Arial" w:hAnsi="Arial" w:cs="Arial"/>
           <w:sz w:val="20"/>
           <w:szCs w:val="20"/>
         </w:rPr>
@@ -488,7 +488,7 @@
       </w:r>
       <w:r>
         <w:rPr>
-          <w:rFonts w:ascii="Verdana" w:hAnsi="Verdana" w:cs="Arial"/>
+          <w:rFonts w:ascii="Arial" w:hAnsi="Arial" w:cs="Arial"/>
           <w:bCs/>
           <w:sz w:val="20"/>
           <w:szCs w:val="20"/>
@@ -497,7 +497,7 @@
       </w:r>
       <w:r>
         <w:rPr>
-          <w:rFonts w:ascii="Verdana" w:hAnsi="Verdana" w:cs="Arial"/>
+          <w:rFonts w:ascii="Arial" w:hAnsi="Arial" w:cs="Arial"/>
           <w:sz w:val="20"/>
           <w:szCs w:val="20"/>
         </w:rPr>
@@ -508,35 +508,35 @@
       <w:pPr>
         <w:spacing w:after="0" w:line="240" w:lineRule="auto"/>
         <w:rPr>
-          <w:rFonts w:ascii="Verdana" w:hAnsi="Verdana" w:cs="Arial"/>
-          <w:sz w:val="20"/>
-          <w:szCs w:val="20"/>
-        </w:rPr>
-      </w:pPr>
-    </w:p>
-    <w:p>
-      <w:pPr>
-        <w:spacing w:after="0" w:line="240" w:lineRule="auto"/>
-        <w:rPr>
-          <w:rFonts w:ascii="Verdana" w:hAnsi="Verdana" w:cs="Arial"/>
-          <w:sz w:val="20"/>
-          <w:szCs w:val="20"/>
-        </w:rPr>
-      </w:pPr>
-    </w:p>
-    <w:p>
-      <w:pPr>
-        <w:spacing w:after="0" w:line="240" w:lineRule="auto"/>
-        <w:rPr>
-          <w:rFonts w:ascii="Verdana" w:hAnsi="Verdana" w:cs="Arial"/>
-          <w:bCs/>
-          <w:sz w:val="20"/>
-          <w:szCs w:val="20"/>
-        </w:rPr>
-      </w:pPr>
-      <w:r>
-        <w:rPr>
-          <w:rFonts w:ascii="Verdana" w:hAnsi="Verdana" w:cs="Arial"/>
+          <w:rFonts w:ascii="Arial" w:hAnsi="Arial" w:cs="Arial"/>
+          <w:sz w:val="20"/>
+          <w:szCs w:val="20"/>
+        </w:rPr>
+      </w:pPr>
+    </w:p>
+    <w:p>
+      <w:pPr>
+        <w:spacing w:after="0" w:line="240" w:lineRule="auto"/>
+        <w:rPr>
+          <w:rFonts w:ascii="Arial" w:hAnsi="Arial" w:cs="Arial"/>
+          <w:sz w:val="20"/>
+          <w:szCs w:val="20"/>
+        </w:rPr>
+      </w:pPr>
+    </w:p>
+    <w:p>
+      <w:pPr>
+        <w:spacing w:after="0" w:line="240" w:lineRule="auto"/>
+        <w:rPr>
+          <w:rFonts w:ascii="Arial" w:hAnsi="Arial" w:cs="Arial"/>
+          <w:bCs/>
+          <w:sz w:val="20"/>
+          <w:szCs w:val="20"/>
+        </w:rPr>
+      </w:pPr>
+      <w:r>
+        <w:rPr>
+          <w:rFonts w:ascii="Arial" w:hAnsi="Arial" w:cs="Arial"/>
           <w:bCs/>
           <w:sz w:val="20"/>
           <w:szCs w:val="20"/>
@@ -548,37 +548,37 @@
       <w:pPr>
         <w:spacing w:after="0" w:line="240" w:lineRule="auto"/>
         <w:rPr>
-          <w:rFonts w:ascii="Verdana" w:hAnsi="Verdana" w:cs="Arial"/>
-          <w:bCs/>
-          <w:sz w:val="20"/>
-          <w:szCs w:val="20"/>
-        </w:rPr>
-      </w:pPr>
-    </w:p>
-    <w:p>
-      <w:pPr>
-        <w:spacing w:after="0" w:line="240" w:lineRule="auto"/>
-        <w:rPr>
-          <w:rFonts w:ascii="Verdana" w:hAnsi="Verdana" w:cs="Arial"/>
-          <w:bCs/>
-          <w:sz w:val="20"/>
-          <w:szCs w:val="20"/>
-        </w:rPr>
-      </w:pPr>
-    </w:p>
-    <w:p>
-      <w:pPr>
-        <w:spacing w:after="0" w:line="240" w:lineRule="auto"/>
-        <w:rPr>
-          <w:rFonts w:ascii="Verdana" w:hAnsi="Verdana" w:cs="Arial"/>
-          <w:bCs/>
-          <w:sz w:val="20"/>
-          <w:szCs w:val="20"/>
-        </w:rPr>
-      </w:pPr>
-      <w:r>
-        <w:rPr>
-          <w:rFonts w:ascii="Verdana" w:hAnsi="Verdana" w:cs="Arial"/>
+          <w:rFonts w:ascii="Arial" w:hAnsi="Arial" w:cs="Arial"/>
+          <w:bCs/>
+          <w:sz w:val="20"/>
+          <w:szCs w:val="20"/>
+        </w:rPr>
+      </w:pPr>
+    </w:p>
+    <w:p>
+      <w:pPr>
+        <w:spacing w:after="0" w:line="240" w:lineRule="auto"/>
+        <w:rPr>
+          <w:rFonts w:ascii="Arial" w:hAnsi="Arial" w:cs="Arial"/>
+          <w:bCs/>
+          <w:sz w:val="20"/>
+          <w:szCs w:val="20"/>
+        </w:rPr>
+      </w:pPr>
+    </w:p>
+    <w:p>
+      <w:pPr>
+        <w:spacing w:after="0" w:line="240" w:lineRule="auto"/>
+        <w:rPr>
+          <w:rFonts w:ascii="Arial" w:hAnsi="Arial" w:cs="Arial"/>
+          <w:bCs/>
+          <w:sz w:val="20"/>
+          <w:szCs w:val="20"/>
+        </w:rPr>
+      </w:pPr>
+      <w:r>
+        <w:rPr>
+          <w:rFonts w:ascii="Arial" w:hAnsi="Arial" w:cs="Arial"/>
           <w:bCs/>
           <w:sz w:val="20"/>
           <w:szCs w:val="20"/>
@@ -590,15 +590,15 @@
       <w:pPr>
         <w:spacing w:after="0" w:line="240" w:lineRule="auto"/>
         <w:rPr>
-          <w:rFonts w:ascii="Verdana" w:hAnsi="Verdana" w:cs="Arial"/>
-          <w:bCs/>
-          <w:sz w:val="20"/>
-          <w:szCs w:val="20"/>
-        </w:rPr>
-      </w:pPr>
-      <w:r>
-        <w:rPr>
-          <w:rFonts w:ascii="Verdana" w:hAnsi="Verdana" w:cs="Arial"/>
+          <w:rFonts w:ascii="Arial" w:hAnsi="Arial" w:cs="Arial"/>
+          <w:bCs/>
+          <w:sz w:val="20"/>
+          <w:szCs w:val="20"/>
+        </w:rPr>
+      </w:pPr>
+      <w:r>
+        <w:rPr>
+          <w:rFonts w:ascii="Arial" w:hAnsi="Arial" w:cs="Arial"/>
           <w:bCs/>
           <w:sz w:val="20"/>
           <w:szCs w:val="20"/>
@@ -610,15 +610,15 @@
       <w:pPr>
         <w:spacing w:after="0" w:line="240" w:lineRule="auto"/>
         <w:rPr>
-          <w:rFonts w:ascii="Verdana" w:hAnsi="Verdana" w:cs="Arial"/>
-          <w:bCs/>
-          <w:sz w:val="20"/>
-          <w:szCs w:val="20"/>
-        </w:rPr>
-      </w:pPr>
-      <w:r>
-        <w:rPr>
-          <w:rFonts w:ascii="Verdana" w:hAnsi="Verdana" w:cs="Arial"/>
+          <w:rFonts w:ascii="Arial" w:hAnsi="Arial" w:cs="Arial"/>
+          <w:bCs/>
+          <w:sz w:val="20"/>
+          <w:szCs w:val="20"/>
+        </w:rPr>
+      </w:pPr>
+      <w:r>
+        <w:rPr>
+          <w:rFonts w:ascii="Arial" w:hAnsi="Arial" w:cs="Arial"/>
           <w:bCs/>
           <w:sz w:val="20"/>
           <w:szCs w:val="20"/>
@@ -630,15 +630,15 @@
       <w:pPr>
         <w:spacing w:after="0" w:line="240" w:lineRule="auto"/>
         <w:rPr>
-          <w:rFonts w:ascii="Verdana" w:hAnsi="Verdana" w:cs="Arial"/>
-          <w:bCs/>
-          <w:sz w:val="20"/>
-          <w:szCs w:val="20"/>
-        </w:rPr>
-      </w:pPr>
-      <w:r>
-        <w:rPr>
-          <w:rFonts w:ascii="Verdana" w:hAnsi="Verdana" w:cs="Arial"/>
+          <w:rFonts w:ascii="Arial" w:hAnsi="Arial" w:cs="Arial"/>
+          <w:bCs/>
+          <w:sz w:val="20"/>
+          <w:szCs w:val="20"/>
+        </w:rPr>
+      </w:pPr>
+      <w:r>
+        <w:rPr>
+          <w:rFonts w:ascii="Arial" w:hAnsi="Arial" w:cs="Arial"/>
           <w:bCs/>
           <w:sz w:val="20"/>
           <w:szCs w:val="20"/>
@@ -647,7 +647,7 @@
       </w:r>
       <w:r>
         <w:rPr>
-          <w:rFonts w:ascii="Verdana" w:hAnsi="Verdana" w:cs="Arial"/>
+          <w:rFonts w:ascii="Arial" w:hAnsi="Arial" w:cs="Arial"/>
           <w:bCs/>
           <w:sz w:val="20"/>
           <w:szCs w:val="20"/>
@@ -656,7 +656,7 @@
       </w:r>
       <w:r>
         <w:rPr>
-          <w:rFonts w:ascii="Verdana" w:hAnsi="Verdana" w:cs="Arial"/>
+          <w:rFonts w:ascii="Arial" w:hAnsi="Arial" w:cs="Arial"/>
           <w:bCs/>
           <w:sz w:val="20"/>
           <w:szCs w:val="20"/>
@@ -665,7 +665,7 @@
       </w:r>
       <w:r>
         <w:rPr>
-          <w:rFonts w:ascii="Verdana" w:hAnsi="Verdana" w:cs="Arial"/>
+          <w:rFonts w:ascii="Arial" w:hAnsi="Arial" w:cs="Arial"/>
           <w:bCs/>
           <w:sz w:val="20"/>
           <w:szCs w:val="20"/>
@@ -674,7 +674,7 @@
       </w:r>
       <w:r>
         <w:rPr>
-          <w:rFonts w:ascii="Verdana" w:hAnsi="Verdana" w:cs="Arial"/>
+          <w:rFonts w:ascii="Arial" w:hAnsi="Arial" w:cs="Arial"/>
           <w:bCs/>
           <w:sz w:val="20"/>
           <w:szCs w:val="20"/>
@@ -683,7 +683,7 @@
       </w:r>
       <w:r>
         <w:rPr>
-          <w:rFonts w:ascii="Verdana" w:hAnsi="Verdana" w:cs="Arial"/>
+          <w:rFonts w:ascii="Arial" w:hAnsi="Arial" w:cs="Arial"/>
           <w:bCs/>
           <w:sz w:val="20"/>
           <w:szCs w:val="20"/>
@@ -692,7 +692,7 @@
       </w:r>
       <w:r>
         <w:rPr>
-          <w:rFonts w:ascii="Verdana" w:hAnsi="Verdana" w:cs="Arial"/>
+          <w:rFonts w:ascii="Arial" w:hAnsi="Arial" w:cs="Arial"/>
           <w:bCs/>
           <w:sz w:val="20"/>
           <w:szCs w:val="20"/>
@@ -701,7 +701,7 @@
       </w:r>
       <w:r>
         <w:rPr>
-          <w:rFonts w:ascii="Verdana" w:hAnsi="Verdana" w:cs="Arial"/>
+          <w:rFonts w:ascii="Arial" w:hAnsi="Arial" w:cs="Arial"/>
           <w:bCs/>
           <w:sz w:val="20"/>
           <w:szCs w:val="20"/>
@@ -710,7 +710,7 @@
       </w:r>
       <w:r>
         <w:rPr>
-          <w:rFonts w:ascii="Verdana" w:hAnsi="Verdana" w:cs="Arial"/>
+          <w:rFonts w:ascii="Arial" w:hAnsi="Arial" w:cs="Arial"/>
           <w:bCs/>
           <w:sz w:val="20"/>
           <w:szCs w:val="20"/>
@@ -719,7 +719,7 @@
       </w:r>
       <w:r>
         <w:rPr>
-          <w:rFonts w:ascii="Verdana" w:hAnsi="Verdana" w:cs="Arial"/>
+          <w:rFonts w:ascii="Arial" w:hAnsi="Arial" w:cs="Arial"/>
           <w:bCs/>
           <w:sz w:val="20"/>
           <w:szCs w:val="20"/>
@@ -731,15 +731,15 @@
       <w:pPr>
         <w:spacing w:after="0" w:line="240" w:lineRule="auto"/>
         <w:rPr>
-          <w:rFonts w:ascii="Verdana" w:hAnsi="Verdana" w:cs="Arial"/>
-          <w:bCs/>
-          <w:sz w:val="20"/>
-          <w:szCs w:val="20"/>
-        </w:rPr>
-      </w:pPr>
-      <w:r>
-        <w:rPr>
-          <w:rFonts w:ascii="Verdana" w:hAnsi="Verdana" w:cs="Arial"/>
+          <w:rFonts w:ascii="Arial" w:hAnsi="Arial" w:cs="Arial"/>
+          <w:bCs/>
+          <w:sz w:val="20"/>
+          <w:szCs w:val="20"/>
+        </w:rPr>
+      </w:pPr>
+      <w:r>
+        <w:rPr>
+          <w:rFonts w:ascii="Arial" w:hAnsi="Arial" w:cs="Arial"/>
           <w:bCs/>
           <w:sz w:val="20"/>
           <w:szCs w:val="20"/>
@@ -751,7 +751,7 @@
       <w:pPr>
         <w:spacing w:after="0" w:line="240" w:lineRule="auto"/>
         <w:rPr>
-          <w:rFonts w:ascii="Verdana" w:hAnsi="Verdana" w:cs="Arial"/>
+          <w:rFonts w:ascii="Arial" w:hAnsi="Arial" w:cs="Arial"/>
           <w:b/>
           <w:bCs/>
           <w:sz w:val="20"/>
@@ -760,7 +760,7 @@
       </w:pPr>
       <w:r>
         <w:rPr>
-          <w:rFonts w:ascii="Verdana" w:hAnsi="Verdana" w:cs="Arial"/>
+          <w:rFonts w:ascii="Arial" w:hAnsi="Arial" w:cs="Arial"/>
           <w:b/>
           <w:bCs/>
           <w:sz w:val="20"/>
@@ -773,7 +773,7 @@
       <w:pPr>
         <w:spacing w:after="0" w:line="240" w:lineRule="auto"/>
         <w:rPr>
-          <w:rFonts w:ascii="Verdana" w:hAnsi="Verdana" w:cs="Arial"/>
+          <w:rFonts w:ascii="Arial" w:hAnsi="Arial" w:cs="Arial"/>
           <w:b/>
           <w:bCs/>
           <w:sz w:val="20"/>
@@ -782,7 +782,7 @@
       </w:pPr>
       <w:r>
         <w:rPr>
-          <w:rFonts w:ascii="Verdana" w:hAnsi="Verdana" w:cs="Arial"/>
+          <w:rFonts w:ascii="Arial" w:hAnsi="Arial" w:cs="Arial"/>
           <w:bCs/>
           <w:sz w:val="20"/>
           <w:szCs w:val="20"/>
@@ -794,7 +794,7 @@
       <w:pPr>
         <w:spacing w:after="0" w:line="240" w:lineRule="auto"/>
         <w:rPr>
-          <w:rFonts w:ascii="Verdana" w:hAnsi="Verdana" w:cs="Arial"/>
+          <w:rFonts w:ascii="Arial" w:hAnsi="Arial" w:cs="Arial"/>
           <w:sz w:val="20"/>
           <w:szCs w:val="20"/>
         </w:rPr>
@@ -805,6 +805,8 @@
       <w:footerReference w:type="default" r:id="rId9"/>
       <w:headerReference w:type="first" r:id="rId10"/>
       <w:footerReference w:type="first" r:id="rId11"/>
+      <w:headerReference w:type="even" r:id="rId17"/>
+      <w:footerReference w:type="even" r:id="rId18"/>
       <w:type w:val="continuous"/>
       <w:pgSz w:w="12240" w:h="15840"/>
       <w:pgMar w:top="1440" w:right="1440" w:bottom="1440" w:left="1440" w:header="720" w:footer="432" w:gutter="0"/>
@@ -860,7 +862,7 @@
     </w:sdtPr>
     <w:sdtEndPr>
       <w:rPr>
-        <w:rFonts w:ascii="Verdana" w:hAnsi="Verdana" w:cs="Arial"/>
+        <w:rFonts w:ascii="Arial" w:hAnsi="Arial" w:cs="Arial"/>
         <w:noProof/>
         <w:color w:val="97999B"/>
         <w:spacing w:val="20"/>
@@ -876,49 +878,9 @@
         </w:pPr>
         <w:r>
           <w:rPr>
+            <w:rFonts w:ascii="Arial" w:hAnsi="Arial" w:cs="Arial"/>
             <w:noProof/>
           </w:rPr>
-          <w:drawing>
-            <wp:inline distT="0" distB="0" distL="0" distR="0" wp14:anchorId="36C646A1" wp14:editId="3DF90A54">
-              <wp:extent cx="4326262" cy="480696"/>
-              <wp:effectExtent l="0" t="0" r="0" b="0"/>
-              <wp:docPr id="3" name="Picture 6"/>
-              <wp:cNvGraphicFramePr>
-                <a:graphicFrameLocks xmlns:a="http://schemas.openxmlformats.org/drawingml/2006/main" noChangeAspect="1"/>
-              </wp:cNvGraphicFramePr>
-              <a:graphic xmlns:a="http://schemas.openxmlformats.org/drawingml/2006/main">
-                <a:graphicData uri="http://schemas.openxmlformats.org/drawingml/2006/picture">
-                  <pic:pic xmlns:pic="http://schemas.openxmlformats.org/drawingml/2006/picture">
-                    <pic:nvPicPr>
-                      <pic:cNvPr id="0" name="Picture 6"/>
-                      <pic:cNvPicPr/>
-                    </pic:nvPicPr>
-                    <pic:blipFill>
-                      <a:blip r:embed="rId1">
-                        <a:extLst>
-                          <a:ext uri="{28A0092B-C50C-407E-A947-70E740481C1C}">
-                            <a14:useLocalDpi xmlns:a14="http://schemas.microsoft.com/office/drawing/2010/main" val="0"/>
-                          </a:ext>
-                        </a:extLst>
-                      </a:blip>
-                      <a:stretch>
-                        <a:fillRect/>
-                      </a:stretch>
-                    </pic:blipFill>
-                    <pic:spPr>
-                      <a:xfrm>
-                        <a:off x="0" y="0"/>
-                        <a:ext cx="4326262" cy="480696"/>
-                      </a:xfrm>
-                      <a:prstGeom prst="rect">
-                        <a:avLst/>
-                      </a:prstGeom>
-                    </pic:spPr>
-                  </pic:pic>
-                </a:graphicData>
-              </a:graphic>
-            </wp:inline>
-          </w:drawing>
         </w:r>
       </w:p>
       <w:p>
@@ -927,7 +889,7 @@
           <w:spacing w:before="120"/>
           <w:jc w:val="center"/>
           <w:rPr>
-            <w:rFonts w:ascii="Verdana" w:hAnsi="Verdana" w:cs="Arial"/>
+            <w:rFonts w:ascii="Arial" w:hAnsi="Arial" w:cs="Arial"/>
             <w:color w:val="97999B"/>
             <w:spacing w:val="20"/>
             <w:sz w:val="18"/>
@@ -935,7 +897,7 @@
         </w:pPr>
         <w:r>
           <w:rPr>
-            <w:rFonts w:ascii="Verdana" w:hAnsi="Verdana" w:cs="Arial"/>
+            <w:rFonts w:ascii="Arial" w:hAnsi="Arial" w:cs="Arial"/>
             <w:color w:val="97999B"/>
             <w:spacing w:val="20"/>
             <w:sz w:val="18"/>
@@ -944,7 +906,7 @@
         </w:r>
         <w:r>
           <w:rPr>
-            <w:rFonts w:ascii="Verdana" w:hAnsi="Verdana" w:cs="Arial"/>
+            <w:rFonts w:ascii="Arial" w:hAnsi="Arial" w:cs="Arial"/>
             <w:color w:val="97999B"/>
             <w:spacing w:val="20"/>
             <w:sz w:val="18"/>
@@ -953,7 +915,7 @@
         </w:r>
         <w:r>
           <w:rPr>
-            <w:rFonts w:ascii="Verdana" w:hAnsi="Verdana" w:cs="Arial"/>
+            <w:rFonts w:ascii="Arial" w:hAnsi="Arial" w:cs="Arial"/>
             <w:color w:val="97999B"/>
             <w:spacing w:val="20"/>
             <w:sz w:val="18"/>
@@ -962,7 +924,7 @@
         </w:r>
         <w:r>
           <w:rPr>
-            <w:rFonts w:ascii="Verdana" w:hAnsi="Verdana" w:cs="Arial"/>
+            <w:rFonts w:ascii="Arial" w:hAnsi="Arial" w:cs="Arial"/>
             <w:color w:val="97999B"/>
             <w:spacing w:val="20"/>
             <w:sz w:val="18"/>
@@ -971,7 +933,7 @@
         </w:r>
         <w:r>
           <w:rPr>
-            <w:rFonts w:ascii="Verdana" w:hAnsi="Verdana" w:cs="Arial"/>
+            <w:rFonts w:ascii="Arial" w:hAnsi="Arial" w:cs="Arial"/>
             <w:noProof/>
             <w:color w:val="97999B"/>
             <w:spacing w:val="20"/>
@@ -981,7 +943,7 @@
         </w:r>
         <w:r>
           <w:rPr>
-            <w:rFonts w:ascii="Verdana" w:hAnsi="Verdana" w:cs="Arial"/>
+            <w:rFonts w:ascii="Arial" w:hAnsi="Arial" w:cs="Arial"/>
             <w:noProof/>
             <w:color w:val="97999B"/>
             <w:spacing w:val="20"/>
@@ -1005,49 +967,9 @@
     </w:pPr>
     <w:r>
       <w:rPr>
+        <w:rFonts w:ascii="Arial" w:hAnsi="Arial" w:cs="Arial"/>
         <w:noProof/>
       </w:rPr>
-      <w:drawing>
-        <wp:inline distT="0" distB="0" distL="0" distR="0" wp14:anchorId="3D3712A5" wp14:editId="334CCD05">
-          <wp:extent cx="4326262" cy="480696"/>
-          <wp:effectExtent l="0" t="0" r="0" b="0"/>
-          <wp:docPr id="4" name="Picture 1"/>
-          <wp:cNvGraphicFramePr>
-            <a:graphicFrameLocks xmlns:a="http://schemas.openxmlformats.org/drawingml/2006/main" noChangeAspect="1"/>
-          </wp:cNvGraphicFramePr>
-          <a:graphic xmlns:a="http://schemas.openxmlformats.org/drawingml/2006/main">
-            <a:graphicData uri="http://schemas.openxmlformats.org/drawingml/2006/picture">
-              <pic:pic xmlns:pic="http://schemas.openxmlformats.org/drawingml/2006/picture">
-                <pic:nvPicPr>
-                  <pic:cNvPr id="0" name="Picture 1"/>
-                  <pic:cNvPicPr/>
-                </pic:nvPicPr>
-                <pic:blipFill>
-                  <a:blip r:embed="rId1">
-                    <a:extLst>
-                      <a:ext uri="{28A0092B-C50C-407E-A947-70E740481C1C}">
-                        <a14:useLocalDpi xmlns:a14="http://schemas.microsoft.com/office/drawing/2010/main" val="0"/>
-                      </a:ext>
-                    </a:extLst>
-                  </a:blip>
-                  <a:stretch>
-                    <a:fillRect/>
-                  </a:stretch>
-                </pic:blipFill>
-                <pic:spPr>
-                  <a:xfrm>
-                    <a:off x="0" y="0"/>
-                    <a:ext cx="4326262" cy="480696"/>
-                  </a:xfrm>
-                  <a:prstGeom prst="rect">
-                    <a:avLst/>
-                  </a:prstGeom>
-                </pic:spPr>
-              </pic:pic>
-            </a:graphicData>
-          </a:graphic>
-        </wp:inline>
-      </w:drawing>
     </w:r>
   </w:p>
   <w:p>
@@ -1056,7 +978,7 @@
       <w:spacing w:before="120"/>
       <w:jc w:val="center"/>
       <w:rPr>
-        <w:rFonts w:ascii="Verdana" w:hAnsi="Verdana" w:cs="Arial"/>
+        <w:rFonts w:ascii="Arial" w:hAnsi="Arial" w:cs="Arial"/>
         <w:color w:val="97999B"/>
         <w:spacing w:val="20"/>
         <w:sz w:val="18"/>
@@ -1064,7 +986,7 @@
     </w:pPr>
     <w:r>
       <w:rPr>
-        <w:rFonts w:ascii="Verdana" w:hAnsi="Verdana" w:cs="Arial"/>
+        <w:rFonts w:ascii="Arial" w:hAnsi="Arial" w:cs="Arial"/>
         <w:color w:val="97999B"/>
         <w:spacing w:val="20"/>
         <w:sz w:val="18"/>
@@ -1073,7 +995,7 @@
     </w:r>
     <w:r>
       <w:rPr>
-        <w:rFonts w:ascii="Verdana" w:hAnsi="Verdana" w:cs="Arial"/>
+        <w:rFonts w:ascii="Arial" w:hAnsi="Arial" w:cs="Arial"/>
         <w:color w:val="97999B"/>
         <w:spacing w:val="20"/>
         <w:sz w:val="18"/>
@@ -1082,7 +1004,7 @@
     </w:r>
     <w:r>
       <w:rPr>
-        <w:rFonts w:ascii="Verdana" w:hAnsi="Verdana" w:cs="Arial"/>
+        <w:rFonts w:ascii="Arial" w:hAnsi="Arial" w:cs="Arial"/>
         <w:color w:val="97999B"/>
         <w:spacing w:val="20"/>
         <w:sz w:val="18"/>
@@ -1091,7 +1013,7 @@
     </w:r>
     <w:r>
       <w:rPr>
-        <w:rFonts w:ascii="Verdana" w:hAnsi="Verdana" w:cs="Arial"/>
+        <w:rFonts w:ascii="Arial" w:hAnsi="Arial" w:cs="Arial"/>
         <w:color w:val="97999B"/>
         <w:spacing w:val="20"/>
         <w:sz w:val="18"/>
@@ -1100,7 +1022,7 @@
     </w:r>
     <w:r>
       <w:rPr>
-        <w:rFonts w:ascii="Verdana" w:hAnsi="Verdana" w:cs="Arial"/>
+        <w:rFonts w:ascii="Arial" w:hAnsi="Arial" w:cs="Arial"/>
         <w:noProof/>
         <w:color w:val="97999B"/>
         <w:spacing w:val="20"/>
@@ -1110,7 +1032,7 @@
     </w:r>
     <w:r>
       <w:rPr>
-        <w:rFonts w:ascii="Verdana" w:hAnsi="Verdana" w:cs="Arial"/>
+        <w:rFonts w:ascii="Arial" w:hAnsi="Arial" w:cs="Arial"/>
         <w:noProof/>
         <w:color w:val="97999B"/>
         <w:spacing w:val="20"/>
@@ -1122,6 +1044,16 @@
 </w:ftr>
 </file>
 
+<file path=word/footer3.xml><?xml version="1.0" encoding="utf-8"?>
+<w:ftr xmlns:m="http://schemas.openxmlformats.org/officeDocument/2006/math" xmlns:mc="http://schemas.openxmlformats.org/markup-compatibility/2006" xmlns:mo="http://schemas.microsoft.com/office/mac/office/2008/main" xmlns:mv="urn:schemas-microsoft-com:mac:vml" xmlns:o="urn:schemas-microsoft-com:office:office" xmlns:r="http://schemas.openxmlformats.org/officeDocument/2006/relationships" xmlns:v="urn:schemas-microsoft-com:vml" xmlns:w10="urn:schemas-microsoft-com:office:word" xmlns:w14="http://schemas.microsoft.com/office/word/2010/wordml" xmlns:w="http://schemas.openxmlformats.org/wordprocessingml/2006/main" xmlns:wne="http://schemas.microsoft.com/office/word/2006/wordml" xmlns:wp14="http://schemas.microsoft.com/office/word/2010/wordprocessingDrawing" xmlns:wp="http://schemas.openxmlformats.org/drawingml/2006/wordprocessingDrawing" xmlns:wpc="http://schemas.microsoft.com/office/word/2010/wordprocessingCanvas" xmlns:wpg="http://schemas.microsoft.com/office/word/2010/wordprocessingGroup" xmlns:wpi="http://schemas.microsoft.com/office/word/2010/wordprocessingInk" xmlns:wps="http://schemas.microsoft.com/office/word/2010/wordprocessingShape" mc:Ignorable="w14 wp14">
+  <w:p>
+    <w:pPr>
+      <w:pStyle w:val="Footer"/>
+    </w:pPr>
+  </w:p>
+</w:ftr>
+</file>
+
 <file path=word/footnotes.xml><?xml version="1.0" encoding="utf-8"?>
 <w:footnotes xmlns:wpc="http://schemas.microsoft.com/office/word/2010/wordprocessingCanvas" xmlns:cx="http://schemas.microsoft.com/office/drawing/2014/chartex" xmlns:cx1="http://schemas.microsoft.com/office/drawing/2015/9/8/chartex" xmlns:cx2="http://schemas.microsoft.com/office/drawing/2015/10/21/chartex" xmlns:cx3="http://schemas.microsoft.com/office/drawing/2016/5/9/chartex" xmlns:cx4="http://schemas.microsoft.com/office/drawing/2016/5/10/chartex" xmlns:cx5="http://schemas.microsoft.com/office/drawing/2016/5/11/chartex" xmlns:cx6="http://schemas.microsoft.com/office/drawing/2016/5/12/chartex" xmlns:cx7="http://schemas.microsoft.com/office/drawing/2016/5/13/chartex" xmlns:cx8="http://schemas.microsoft.com/office/drawing/2016/5/14/chartex" xmlns:mc="http://schemas.openxmlformats.org/markup-compatibility/2006" xmlns:aink="http://schemas.microsoft.com/office/drawing/2016/ink" xmlns:am3d="http://schemas.microsoft.com/office/drawing/2017/model3d" xmlns:o="urn:schemas-microsoft-com:office:office" xmlns:oel="http://schemas.microsoft.com/office/2019/extlst" xmlns:r="http://schemas.openxmlformats.org/officeDocument/2006/relationships" xmlns:m="http://schemas.openxmlformats.org/officeDocument/2006/math" xmlns:v="urn:schemas-microsoft-com:vml" xmlns:wp14="http://schemas.microsoft.com/office/word/2010/wordprocessingDrawing" xmlns:wp="http://schemas.openxmlformats.org/drawingml/2006/wordprocessingDrawing" xmlns:w10="urn:schemas-microsoft-com:office:word" xmlns:w="http://schemas.openxmlformats.org/wordprocessingml/2006/main" xmlns:w14="http://schemas.microsoft.com/office/word/2010/wordml" xmlns:w15="http://schemas.microsoft.com/office/word/2012/wordml" xmlns:w16cex="http://schemas.microsoft.com/office/word/2018/wordml/cex" xmlns:w16cid="http://schemas.microsoft.com/office/word/2016/wordml/cid" xmlns:w16="http://schemas.microsoft.com/office/word/2018/wordml" xmlns:w16du="http://schemas.microsoft.com/office/word/2023/wordml/word16du" xmlns:w16sdtdh="http://schemas.microsoft.com/office/word/2020/wordml/sdtdatahash" xmlns:w16se="http://schemas.microsoft.com/office/word/2015/wordml/symex" xmlns:wpg="http://schemas.microsoft.com/office/word/2010/wordprocessingGroup" xmlns:wpi="http://schemas.microsoft.com/office/word/2010/wordprocessingInk" xmlns:wne="http://schemas.microsoft.com/office/word/2006/wordml" xmlns:wps="http://schemas.microsoft.com/office/word/2010/wordprocessingShape" mc:Ignorable="w14 w15 w16se w16cid w16 w16cex w16sdtdh w16du wp14">
   <w:footnote w:type="separator" w:id="-1">
@@ -1161,14 +1093,14 @@
       <w:pStyle w:val="Header"/>
       <w:jc w:val="right"/>
       <w:rPr>
-        <w:rFonts w:ascii="Verdana" w:eastAsiaTheme="majorEastAsia" w:hAnsi="Verdana" w:cstheme="majorBidi"/>
+        <w:rFonts w:ascii="Arial" w:hAnsi="Arial" w:cs="Arial"/>
         <w:sz w:val="20"/>
         <w:szCs w:val="20"/>
       </w:rPr>
     </w:pPr>
     <w:r>
       <w:rPr>
-        <w:rFonts w:ascii="Verdana" w:eastAsiaTheme="majorEastAsia" w:hAnsi="Verdana" w:cstheme="majorBidi"/>
+        <w:rFonts w:ascii="Arial" w:hAnsi="Arial" w:cs="Arial"/>
         <w:sz w:val="20"/>
         <w:szCs w:val="20"/>
       </w:rPr>
@@ -1186,13 +1118,23 @@
     </w:pPr>
     <w:r>
       <w:rPr>
-        <w:rFonts w:ascii="Verdana" w:eastAsiaTheme="majorEastAsia" w:hAnsi="Verdana" w:cstheme="majorBidi"/>
+        <w:rFonts w:ascii="Arial" w:hAnsi="Arial" w:cs="Arial"/>
         <w:i/>
         <w:sz w:val="20"/>
         <w:szCs w:val="20"/>
       </w:rPr>
       <w:t>Assessment Code and Task</w:t>
     </w:r>
+  </w:p>
+</w:hdr>
+</file>
+
+<file path=word/header3.xml><?xml version="1.0" encoding="utf-8"?>
+<w:hdr xmlns:m="http://schemas.openxmlformats.org/officeDocument/2006/math" xmlns:mc="http://schemas.openxmlformats.org/markup-compatibility/2006" xmlns:mo="http://schemas.microsoft.com/office/mac/office/2008/main" xmlns:mv="urn:schemas-microsoft-com:mac:vml" xmlns:o="urn:schemas-microsoft-com:office:office" xmlns:r="http://schemas.openxmlformats.org/officeDocument/2006/relationships" xmlns:v="urn:schemas-microsoft-com:vml" xmlns:w10="urn:schemas-microsoft-com:office:word" xmlns:w14="http://schemas.microsoft.com/office/word/2010/wordml" xmlns:w="http://schemas.openxmlformats.org/wordprocessingml/2006/main" xmlns:wne="http://schemas.microsoft.com/office/word/2006/wordml" xmlns:wp14="http://schemas.microsoft.com/office/word/2010/wordprocessingDrawing" xmlns:wp="http://schemas.openxmlformats.org/drawingml/2006/wordprocessingDrawing" xmlns:wpc="http://schemas.microsoft.com/office/word/2010/wordprocessingCanvas" xmlns:wpg="http://schemas.microsoft.com/office/word/2010/wordprocessingGroup" xmlns:wpi="http://schemas.microsoft.com/office/word/2010/wordprocessingInk" xmlns:wps="http://schemas.microsoft.com/office/word/2010/wordprocessingShape" mc:Ignorable="w14 wp14">
+  <w:p>
+    <w:pPr>
+      <w:pStyle w:val="Header"/>
+    </w:pPr>
   </w:p>
 </w:hdr>
 </file>
@@ -1504,7 +1446,7 @@
   <w:docDefaults>
     <w:rPrDefault>
       <w:rPr>
-        <w:rFonts w:asciiTheme="minorHAnsi" w:eastAsiaTheme="minorHAnsi" w:hAnsiTheme="minorHAnsi" w:cstheme="minorBidi"/>
+        <w:rFonts w:ascii="Arial" w:hAnsi="Arial" w:cs="Arial"/>
         <w:sz w:val="22"/>
         <w:szCs w:val="22"/>
         <w:lang w:val="en-US" w:eastAsia="en-US" w:bidi="ar-SA"/>
@@ -1897,6 +1839,11 @@
   <w:style w:type="paragraph" w:default="1" w:styleId="Normal">
     <w:name w:val="Normal"/>
     <w:qFormat/>
+    <w:rPr>
+      <w:rFonts w:ascii="Arial" w:hAnsi="Arial"/>
+      <w:color w:val="000000"/>
+      <w:sz w:val="28"/>
+    </w:rPr>
   </w:style>
   <w:style w:type="character" w:default="1" w:styleId="DefaultParagraphFont">
     <w:name w:val="Default Paragraph Font"/>
@@ -1979,7 +1926,7 @@
       <w:spacing w:before="100" w:beforeAutospacing="1" w:after="100" w:afterAutospacing="1" w:line="240" w:lineRule="auto"/>
     </w:pPr>
     <w:rPr>
-      <w:rFonts w:ascii="Times New Roman" w:eastAsia="Times New Roman" w:hAnsi="Times New Roman" w:cs="Times New Roman"/>
+      <w:rFonts w:ascii="Arial" w:eastAsia="Times New Roman" w:hAnsi="Arial" w:cs="Arial"/>
       <w:sz w:val="24"/>
       <w:szCs w:val="24"/>
     </w:rPr>
@@ -1997,10 +1944,12 @@
       <w:contextualSpacing/>
     </w:pPr>
     <w:rPr>
-      <w:rFonts w:asciiTheme="majorHAnsi" w:eastAsiaTheme="majorEastAsia" w:hAnsiTheme="majorHAnsi" w:cstheme="majorBidi"/>
+      <w:rFonts w:ascii="Arial" w:hAnsi="Arial" w:cs="Arial"/>
+      <w:b/>
+      <w:color w:val="002855"/>
       <w:spacing w:val="-10"/>
       <w:kern w:val="28"/>
-      <w:sz w:val="56"/>
+      <w:sz w:val="64"/>
       <w:szCs w:val="56"/>
     </w:rPr>
   </w:style>
@@ -2011,7 +1960,7 @@
     <w:uiPriority w:val="10"/>
     <w:rsid w:val="00362377"/>
     <w:rPr>
-      <w:rFonts w:asciiTheme="majorHAnsi" w:eastAsiaTheme="majorEastAsia" w:hAnsiTheme="majorHAnsi" w:cstheme="majorBidi"/>
+      <w:rFonts w:ascii="Arial" w:hAnsi="Arial" w:cs="Arial"/>
       <w:spacing w:val="-10"/>
       <w:kern w:val="28"/>
       <w:sz w:val="56"/>
@@ -2360,9 +2309,10 @@
 </file>
 
 <file path=customXml/item2.xml><?xml version="1.0" encoding="utf-8"?>
-<ct:contentTypeSchema xmlns:ct="http://schemas.microsoft.com/office/2006/metadata/contentType" xmlns:ma="http://schemas.microsoft.com/office/2006/metadata/properties/metaAttributes" ct:_="" ma:_="" ma:contentTypeName="Document" ma:contentTypeID="0x010100BD6C6811FDA4354DADCD440B75A43D37" ma:contentTypeVersion="3" ma:contentTypeDescription="Create a new document." ma:contentTypeScope="" ma:versionID="cca1146c5ddd7f7207d93b53ec4b7890">
-  <xsd:schema xmlns:xsd="http://www.w3.org/2001/XMLSchema" xmlns:xs="http://www.w3.org/2001/XMLSchema" xmlns:p="http://schemas.microsoft.com/office/2006/metadata/properties" xmlns:ns2="c340dd69-6dcb-4f68-be59-83f5ced86ed4" targetNamespace="http://schemas.microsoft.com/office/2006/metadata/properties" ma:root="true" ma:fieldsID="0b09d8cc436d6a436f5197c02775f266" ns2:_="">
+<ct:contentTypeSchema xmlns:ct="http://schemas.microsoft.com/office/2006/metadata/contentType" xmlns:ma="http://schemas.microsoft.com/office/2006/metadata/properties/metaAttributes" ct:_="" ma:_="" ma:contentTypeName="Document" ma:contentTypeID="0x010100BD6C6811FDA4354DADCD440B75A43D37" ma:contentTypeVersion="11" ma:contentTypeDescription="Create a new document." ma:contentTypeScope="" ma:versionID="a91333966e9b5d4bdd13b64d2abe3577">
+  <xsd:schema xmlns:xsd="http://www.w3.org/2001/XMLSchema" xmlns:xs="http://www.w3.org/2001/XMLSchema" xmlns:p="http://schemas.microsoft.com/office/2006/metadata/properties" xmlns:ns2="c340dd69-6dcb-4f68-be59-83f5ced86ed4" xmlns:ns3="90ab80b9-a678-4acf-968e-12ab5f1680e1" targetNamespace="http://schemas.microsoft.com/office/2006/metadata/properties" ma:root="true" ma:fieldsID="515f04c4260719a37f25d194220eca20" ns2:_="" ns3:_="">
     <xsd:import namespace="c340dd69-6dcb-4f68-be59-83f5ced86ed4"/>
+    <xsd:import namespace="90ab80b9-a678-4acf-968e-12ab5f1680e1"/>
     <xsd:element name="properties">
       <xsd:complexType>
         <xsd:sequence>
@@ -2372,6 +2322,13 @@
                 <xsd:element ref="ns2:MediaServiceMetadata" minOccurs="0"/>
                 <xsd:element ref="ns2:MediaServiceFastMetadata" minOccurs="0"/>
                 <xsd:element ref="ns2:MediaServiceSearchProperties" minOccurs="0"/>
+                <xsd:element ref="ns2:MediaServiceDateTaken" minOccurs="0"/>
+                <xsd:element ref="ns2:MediaServiceGenerationTime" minOccurs="0"/>
+                <xsd:element ref="ns2:MediaServiceEventHashCode" minOccurs="0"/>
+                <xsd:element ref="ns2:MediaLengthInSeconds" minOccurs="0"/>
+                <xsd:element ref="ns2:lcf76f155ced4ddcb4097134ff3c332f" minOccurs="0"/>
+                <xsd:element ref="ns3:TaxCatchAll" minOccurs="0"/>
+                <xsd:element ref="ns2:MediaServiceOCR" minOccurs="0"/>
               </xsd:all>
             </xsd:complexType>
           </xsd:element>
@@ -2396,6 +2353,55 @@
       <xsd:simpleType>
         <xsd:restriction base="dms:Note"/>
       </xsd:simpleType>
+    </xsd:element>
+    <xsd:element name="MediaServiceDateTaken" ma:index="11" nillable="true" ma:displayName="MediaServiceDateTaken" ma:hidden="true" ma:indexed="true" ma:internalName="MediaServiceDateTaken" ma:readOnly="true">
+      <xsd:simpleType>
+        <xsd:restriction base="dms:Text"/>
+      </xsd:simpleType>
+    </xsd:element>
+    <xsd:element name="MediaServiceGenerationTime" ma:index="12" nillable="true" ma:displayName="MediaServiceGenerationTime" ma:hidden="true" ma:internalName="MediaServiceGenerationTime" ma:readOnly="true">
+      <xsd:simpleType>
+        <xsd:restriction base="dms:Text"/>
+      </xsd:simpleType>
+    </xsd:element>
+    <xsd:element name="MediaServiceEventHashCode" ma:index="13" nillable="true" ma:displayName="MediaServiceEventHashCode" ma:hidden="true" ma:internalName="MediaServiceEventHashCode" ma:readOnly="true">
+      <xsd:simpleType>
+        <xsd:restriction base="dms:Text"/>
+      </xsd:simpleType>
+    </xsd:element>
+    <xsd:element name="MediaLengthInSeconds" ma:index="14" nillable="true" ma:displayName="MediaLengthInSeconds" ma:hidden="true" ma:internalName="MediaLengthInSeconds" ma:readOnly="true">
+      <xsd:simpleType>
+        <xsd:restriction base="dms:Unknown"/>
+      </xsd:simpleType>
+    </xsd:element>
+    <xsd:element name="lcf76f155ced4ddcb4097134ff3c332f" ma:index="16" nillable="true" ma:taxonomy="true" ma:internalName="lcf76f155ced4ddcb4097134ff3c332f" ma:taxonomyFieldName="MediaServiceImageTags" ma:displayName="Image Tags" ma:readOnly="false" ma:fieldId="{5cf76f15-5ced-4ddc-b409-7134ff3c332f}" ma:taxonomyMulti="true" ma:sspId="acb2b71a-ac8b-4347-9f63-f75d234e2459" ma:termSetId="09814cd3-568e-fe90-9814-8d621ff8fb84" ma:anchorId="fba54fb3-c3e1-fe81-a776-ca4b69148c4d" ma:open="true" ma:isKeyword="false">
+      <xsd:complexType>
+        <xsd:sequence>
+          <xsd:element ref="pc:Terms" minOccurs="0" maxOccurs="1"/>
+        </xsd:sequence>
+      </xsd:complexType>
+    </xsd:element>
+    <xsd:element name="MediaServiceOCR" ma:index="18" nillable="true" ma:displayName="Extracted Text" ma:internalName="MediaServiceOCR" ma:readOnly="true">
+      <xsd:simpleType>
+        <xsd:restriction base="dms:Note">
+          <xsd:maxLength value="255"/>
+        </xsd:restriction>
+      </xsd:simpleType>
+    </xsd:element>
+  </xsd:schema>
+  <xsd:schema xmlns:xsd="http://www.w3.org/2001/XMLSchema" xmlns:xs="http://www.w3.org/2001/XMLSchema" xmlns:dms="http://schemas.microsoft.com/office/2006/documentManagement/types" xmlns:pc="http://schemas.microsoft.com/office/infopath/2007/PartnerControls" targetNamespace="90ab80b9-a678-4acf-968e-12ab5f1680e1" elementFormDefault="qualified">
+    <xsd:import namespace="http://schemas.microsoft.com/office/2006/documentManagement/types"/>
+    <xsd:import namespace="http://schemas.microsoft.com/office/infopath/2007/PartnerControls"/>
+    <xsd:element name="TaxCatchAll" ma:index="17" nillable="true" ma:displayName="Taxonomy Catch All Column" ma:hidden="true" ma:list="{91cc3007-8d51-4721-bdcb-fe3999517373}" ma:internalName="TaxCatchAll" ma:showField="CatchAllData" ma:web="90ab80b9-a678-4acf-968e-12ab5f1680e1">
+      <xsd:complexType>
+        <xsd:complexContent>
+          <xsd:extension base="dms:MultiChoiceLookup">
+            <xsd:sequence>
+              <xsd:element name="Value" type="dms:Lookup" maxOccurs="unbounded" minOccurs="0" nillable="true"/>
+            </xsd:sequence>
+          </xsd:extension>
+        </xsd:complexContent>
+      </xsd:complexType>
     </xsd:element>
   </xsd:schema>
   <xsd:schema xmlns="http://schemas.openxmlformats.org/package/2006/metadata/core-properties" xmlns:xsd="http://www.w3.org/2001/XMLSchema" xmlns:xsi="http://www.w3.org/2001/XMLSchema-instance" xmlns:dc="http://purl.org/dc/elements/1.1/" xmlns:dcterms="http://purl.org/dc/terms/" xmlns:odoc="http://schemas.microsoft.com/internal/obd" targetNamespace="http://schemas.openxmlformats.org/package/2006/metadata/core-properties" elementFormDefault="qualified" attributeFormDefault="unqualified" blockDefault="#all">
@@ -2508,7 +2514,12 @@
 
 <file path=customXml/item4.xml><?xml version="1.0" encoding="utf-8"?>
 <p:properties xmlns:p="http://schemas.microsoft.com/office/2006/metadata/properties" xmlns:xsi="http://www.w3.org/2001/XMLSchema-instance" xmlns:pc="http://schemas.microsoft.com/office/infopath/2007/PartnerControls">
-  <documentManagement/>
+  <documentManagement>
+    <lcf76f155ced4ddcb4097134ff3c332f xmlns="c340dd69-6dcb-4f68-be59-83f5ced86ed4">
+      <Terms xmlns="http://schemas.microsoft.com/office/infopath/2007/PartnerControls"/>
+    </lcf76f155ced4ddcb4097134ff3c332f>
+    <TaxCatchAll xmlns="90ab80b9-a678-4acf-968e-12ab5f1680e1" xsi:nil="true"/>
+  </documentManagement>
 </p:properties>
 </file>
 
@@ -2521,7 +2532,7 @@
 </file>
 
 <file path=customXml/itemProps2.xml><?xml version="1.0" encoding="utf-8"?>
-<ds:datastoreItem xmlns:ds="http://schemas.openxmlformats.org/officeDocument/2006/customXml" ds:itemID="{18EB8A74-BD94-42B8-A165-CF41DAF65EEE}"/>
+<ds:datastoreItem xmlns:ds="http://schemas.openxmlformats.org/officeDocument/2006/customXml" ds:itemID="{89D1D8C4-5FE9-41D3-B26A-9183A2C196F2}"/>
 </file>
 
 <file path=customXml/itemProps3.xml><?xml version="1.0" encoding="utf-8"?>

--- a/resources/Capstone_Release_Form.docx
+++ b/resources/Capstone_Release_Form.docx
@@ -7,26 +7,26 @@
         <w:pStyle w:val="Title"/>
         <w:jc w:val="center"/>
         <w:rPr>
-          <w:rFonts w:ascii="Arial" w:hAnsi="Arial" w:cs="Arial"/>
+          <w:rFonts w:ascii="Baskerville Old Face" w:eastAsiaTheme="minorHAnsi" w:hAnsi="Baskerville Old Face" w:cs="Arial"/>
           <w:b/>
           <w:bCs/>
-          <w:color w:val="002855"/>
+          <w:color w:val="003057"/>
           <w:spacing w:val="0"/>
           <w:kern w:val="0"/>
-          <w:sz w:val="64"/>
-          <w:szCs w:val="64"/>
-        </w:rPr>
-      </w:pPr>
-      <w:r>
-        <w:rPr>
-          <w:rFonts w:ascii="Arial" w:hAnsi="Arial" w:cs="Arial"/>
+          <w:sz w:val="44"/>
+          <w:szCs w:val="44"/>
+        </w:rPr>
+      </w:pPr>
+      <w:r>
+        <w:rPr>
+          <w:rFonts w:ascii="Baskerville Old Face" w:eastAsiaTheme="minorHAnsi" w:hAnsi="Baskerville Old Face" w:cs="Arial"/>
           <w:b/>
           <w:bCs/>
-          <w:color w:val="002855"/>
+          <w:color w:val="003057"/>
           <w:spacing w:val="0"/>
           <w:kern w:val="0"/>
-          <w:sz w:val="64"/>
-          <w:szCs w:val="64"/>
+          <w:sz w:val="44"/>
+          <w:szCs w:val="44"/>
         </w:rPr>
         <w:t>IT Capstone Project Restricted Information Authorization Form</w:t>
       </w:r>
@@ -59,15 +59,15 @@
         <w:spacing w:after="0" w:line="240" w:lineRule="auto"/>
         <w:contextualSpacing/>
         <w:rPr>
-          <w:rFonts w:ascii="Arial" w:eastAsia="Times New Roman" w:hAnsi="Arial" w:cs="Arial"/>
-          <w:bCs/>
-          <w:sz w:val="20"/>
-          <w:szCs w:val="20"/>
-        </w:rPr>
-      </w:pPr>
-      <w:r>
-        <w:rPr>
-          <w:rFonts w:ascii="Arial" w:eastAsia="Times New Roman" w:hAnsi="Arial" w:cs="Arial"/>
+          <w:rFonts w:ascii="Verdana" w:eastAsia="Times New Roman" w:hAnsi="Verdana" w:cs="TimesNewRomanPS-BoldMT"/>
+          <w:bCs/>
+          <w:sz w:val="20"/>
+          <w:szCs w:val="20"/>
+        </w:rPr>
+      </w:pPr>
+      <w:r>
+        <w:rPr>
+          <w:rFonts w:ascii="Verdana" w:eastAsia="Times New Roman" w:hAnsi="Verdana" w:cs="TimesNewRomanPS-BoldMT"/>
           <w:bCs/>
           <w:sz w:val="20"/>
           <w:szCs w:val="20"/>
@@ -84,7 +84,7 @@
         <w:ind w:left="360"/>
         <w:contextualSpacing/>
         <w:rPr>
-          <w:rFonts w:ascii="Arial" w:eastAsia="Times New Roman" w:hAnsi="Arial" w:cs="Arial"/>
+          <w:rFonts w:ascii="Verdana" w:eastAsia="Times New Roman" w:hAnsi="Verdana" w:cs="TimesNewRomanPS-BoldMT"/>
           <w:bCs/>
           <w:sz w:val="20"/>
           <w:szCs w:val="20"/>
@@ -98,7 +98,7 @@
         <w:adjustRightInd w:val="0"/>
         <w:spacing w:after="200" w:line="276" w:lineRule="auto"/>
         <w:rPr>
-          <w:rFonts w:ascii="Arial" w:eastAsia="Times New Roman" w:hAnsi="Arial" w:cs="Arial"/>
+          <w:rFonts w:ascii="Verdana" w:eastAsia="Times New Roman" w:hAnsi="Verdana" w:cs="TimesNewRomanPS-BoldMT"/>
           <w:bCs/>
           <w:sz w:val="20"/>
           <w:szCs w:val="20"/>
@@ -112,7 +112,7 @@
         <w:adjustRightInd w:val="0"/>
         <w:spacing w:after="200" w:line="276" w:lineRule="auto"/>
         <w:rPr>
-          <w:rFonts w:ascii="Arial" w:eastAsia="Times New Roman" w:hAnsi="Arial" w:cs="Arial"/>
+          <w:rFonts w:ascii="Verdana" w:eastAsia="Times New Roman" w:hAnsi="Verdana" w:cs="TimesNewRomanPS-BoldMT"/>
           <w:bCs/>
           <w:sz w:val="20"/>
           <w:szCs w:val="20"/>
@@ -126,7 +126,7 @@
         <w:adjustRightInd w:val="0"/>
         <w:spacing w:after="200" w:line="276" w:lineRule="auto"/>
         <w:rPr>
-          <w:rFonts w:ascii="Arial" w:eastAsia="Times New Roman" w:hAnsi="Arial" w:cs="Arial"/>
+          <w:rFonts w:ascii="Verdana" w:eastAsia="Times New Roman" w:hAnsi="Verdana" w:cs="TimesNewRomanPS-BoldMT"/>
           <w:bCs/>
           <w:sz w:val="20"/>
           <w:szCs w:val="20"/>
@@ -140,15 +140,15 @@
         <w:adjustRightInd w:val="0"/>
         <w:spacing w:after="200" w:line="276" w:lineRule="auto"/>
         <w:rPr>
-          <w:rFonts w:ascii="Arial" w:eastAsia="Times New Roman" w:hAnsi="Arial" w:cs="Arial"/>
-          <w:bCs/>
-          <w:sz w:val="20"/>
-          <w:szCs w:val="20"/>
-        </w:rPr>
-      </w:pPr>
-      <w:r>
-        <w:rPr>
-          <w:rFonts w:ascii="Arial" w:eastAsia="Times New Roman" w:hAnsi="Arial" w:cs="Arial"/>
+          <w:rFonts w:ascii="Verdana" w:eastAsia="Times New Roman" w:hAnsi="Verdana" w:cs="TimesNewRomanPS-BoldMT"/>
+          <w:bCs/>
+          <w:sz w:val="20"/>
+          <w:szCs w:val="20"/>
+        </w:rPr>
+      </w:pPr>
+      <w:r>
+        <w:rPr>
+          <w:rFonts w:ascii="Verdana" w:eastAsia="Times New Roman" w:hAnsi="Verdana" w:cs="TimesNewRomanPS-BoldMT"/>
           <w:bCs/>
           <w:sz w:val="20"/>
           <w:szCs w:val="20"/>
@@ -159,14 +159,14 @@
     <w:p>
       <w:pPr>
         <w:rPr>
-          <w:rFonts w:ascii="Arial" w:hAnsi="Arial" w:cs="Arial"/>
-          <w:sz w:val="20"/>
-          <w:szCs w:val="20"/>
-        </w:rPr>
-      </w:pPr>
-      <w:r>
-        <w:rPr>
-          <w:rFonts w:ascii="Arial" w:hAnsi="Arial" w:cs="Arial"/>
+          <w:rFonts w:ascii="Verdana" w:hAnsi="Verdana" w:cs="Arial"/>
+          <w:sz w:val="20"/>
+          <w:szCs w:val="20"/>
+        </w:rPr>
+      </w:pPr>
+      <w:r>
+        <w:rPr>
+          <w:rFonts w:ascii="Verdana" w:hAnsi="Verdana" w:cs="Arial"/>
           <w:sz w:val="20"/>
           <w:szCs w:val="20"/>
         </w:rPr>
@@ -178,26 +178,26 @@
         <w:pStyle w:val="Title"/>
         <w:jc w:val="center"/>
         <w:rPr>
-          <w:rFonts w:ascii="Arial" w:hAnsi="Arial" w:cs="Arial"/>
+          <w:rFonts w:ascii="Baskerville Old Face" w:eastAsiaTheme="minorHAnsi" w:hAnsi="Baskerville Old Face" w:cs="Arial"/>
           <w:b/>
           <w:bCs/>
-          <w:color w:val="002855"/>
+          <w:color w:val="003057"/>
           <w:spacing w:val="0"/>
           <w:kern w:val="0"/>
-          <w:sz w:val="64"/>
-          <w:szCs w:val="64"/>
-        </w:rPr>
-      </w:pPr>
-      <w:r>
-        <w:rPr>
-          <w:rFonts w:ascii="Arial" w:hAnsi="Arial" w:cs="Arial"/>
+          <w:sz w:val="44"/>
+          <w:szCs w:val="44"/>
+        </w:rPr>
+      </w:pPr>
+      <w:r>
+        <w:rPr>
+          <w:rFonts w:ascii="Baskerville Old Face" w:eastAsiaTheme="minorHAnsi" w:hAnsi="Baskerville Old Face" w:cs="Arial"/>
           <w:b/>
           <w:bCs/>
-          <w:color w:val="002855"/>
+          <w:color w:val="003057"/>
           <w:spacing w:val="0"/>
           <w:kern w:val="0"/>
-          <w:sz w:val="64"/>
-          <w:szCs w:val="64"/>
+          <w:sz w:val="44"/>
+          <w:szCs w:val="44"/>
         </w:rPr>
         <w:lastRenderedPageBreak/>
         <w:t>Authorization to Use Restricted Information</w:t>
@@ -208,7 +208,7 @@
       <w:pPr>
         <w:spacing w:after="0" w:line="240" w:lineRule="auto"/>
         <w:rPr>
-          <w:rFonts w:ascii="Arial" w:hAnsi="Arial" w:cs="Arial"/>
+          <w:rFonts w:ascii="Verdana" w:hAnsi="Verdana" w:cs="Arial"/>
           <w:b/>
           <w:bCs/>
           <w:sz w:val="20"/>
@@ -220,15 +220,15 @@
       <w:pPr>
         <w:spacing w:after="0" w:line="240" w:lineRule="auto"/>
         <w:rPr>
-          <w:rFonts w:ascii="Arial" w:hAnsi="Arial" w:cs="Arial"/>
-          <w:bCs/>
-          <w:sz w:val="20"/>
-          <w:szCs w:val="20"/>
-        </w:rPr>
-      </w:pPr>
-      <w:r>
-        <w:rPr>
-          <w:rFonts w:ascii="Arial" w:hAnsi="Arial" w:cs="Arial"/>
+          <w:rFonts w:ascii="Verdana" w:hAnsi="Verdana" w:cs="Arial"/>
+          <w:bCs/>
+          <w:sz w:val="20"/>
+          <w:szCs w:val="20"/>
+        </w:rPr>
+      </w:pPr>
+      <w:r>
+        <w:rPr>
+          <w:rFonts w:ascii="Verdana" w:hAnsi="Verdana" w:cs="Arial"/>
           <w:bCs/>
           <w:sz w:val="20"/>
           <w:szCs w:val="20"/>
@@ -237,7 +237,7 @@
       </w:r>
       <w:r>
         <w:rPr>
-          <w:rFonts w:ascii="Arial" w:hAnsi="Arial" w:cs="Arial"/>
+          <w:rFonts w:ascii="Verdana" w:hAnsi="Verdana" w:cs="Arial"/>
           <w:b/>
           <w:bCs/>
           <w:sz w:val="20"/>
@@ -247,7 +247,7 @@
       </w:r>
       <w:r>
         <w:rPr>
-          <w:rFonts w:ascii="Arial" w:hAnsi="Arial" w:cs="Arial"/>
+          <w:rFonts w:ascii="Verdana" w:hAnsi="Verdana" w:cs="Arial"/>
           <w:bCs/>
           <w:sz w:val="20"/>
           <w:szCs w:val="20"/>
@@ -259,26 +259,26 @@
       <w:pPr>
         <w:spacing w:after="0" w:line="240" w:lineRule="auto"/>
         <w:rPr>
-          <w:rFonts w:ascii="Arial" w:hAnsi="Arial" w:cs="Arial"/>
-          <w:bCs/>
-          <w:sz w:val="20"/>
-          <w:szCs w:val="20"/>
-        </w:rPr>
-      </w:pPr>
-    </w:p>
-    <w:p>
-      <w:pPr>
-        <w:spacing w:after="0" w:line="240" w:lineRule="auto"/>
-        <w:rPr>
-          <w:rFonts w:ascii="Arial" w:hAnsi="Arial" w:cs="Arial"/>
-          <w:bCs/>
-          <w:sz w:val="20"/>
-          <w:szCs w:val="20"/>
-        </w:rPr>
-      </w:pPr>
-      <w:r>
-        <w:rPr>
-          <w:rFonts w:ascii="Arial" w:hAnsi="Arial" w:cs="Arial"/>
+          <w:rFonts w:ascii="Verdana" w:hAnsi="Verdana" w:cs="Arial"/>
+          <w:bCs/>
+          <w:sz w:val="20"/>
+          <w:szCs w:val="20"/>
+        </w:rPr>
+      </w:pPr>
+    </w:p>
+    <w:p>
+      <w:pPr>
+        <w:spacing w:after="0" w:line="240" w:lineRule="auto"/>
+        <w:rPr>
+          <w:rFonts w:ascii="Verdana" w:hAnsi="Verdana" w:cs="Arial"/>
+          <w:bCs/>
+          <w:sz w:val="20"/>
+          <w:szCs w:val="20"/>
+        </w:rPr>
+      </w:pPr>
+      <w:r>
+        <w:rPr>
+          <w:rFonts w:ascii="Verdana" w:hAnsi="Verdana" w:cs="Arial"/>
           <w:bCs/>
           <w:sz w:val="20"/>
           <w:szCs w:val="20"/>
@@ -288,7 +288,7 @@
       </w:r>
       <w:r>
         <w:rPr>
-          <w:rFonts w:ascii="Arial" w:hAnsi="Arial" w:cs="Arial"/>
+          <w:rFonts w:ascii="Verdana" w:hAnsi="Verdana" w:cs="Arial"/>
           <w:bCs/>
           <w:sz w:val="20"/>
           <w:szCs w:val="20"/>
@@ -300,18 +300,18 @@
       <w:pPr>
         <w:spacing w:after="0" w:line="240" w:lineRule="auto"/>
         <w:rPr>
-          <w:rFonts w:ascii="Arial" w:hAnsi="Arial" w:cs="Arial"/>
-          <w:bCs/>
-          <w:sz w:val="20"/>
-          <w:szCs w:val="20"/>
-        </w:rPr>
-      </w:pPr>
-    </w:p>
-    <w:p>
-      <w:pPr>
-        <w:spacing w:after="0" w:line="240" w:lineRule="auto"/>
-        <w:rPr>
-          <w:rFonts w:ascii="Arial" w:hAnsi="Arial" w:cs="Arial"/>
+          <w:rFonts w:ascii="Verdana" w:hAnsi="Verdana" w:cs="Arial"/>
+          <w:bCs/>
+          <w:sz w:val="20"/>
+          <w:szCs w:val="20"/>
+        </w:rPr>
+      </w:pPr>
+    </w:p>
+    <w:p>
+      <w:pPr>
+        <w:spacing w:after="0" w:line="240" w:lineRule="auto"/>
+        <w:rPr>
+          <w:rFonts w:ascii="Verdana" w:hAnsi="Verdana" w:cs="Arial"/>
           <w:bCs/>
           <w:sz w:val="20"/>
           <w:szCs w:val="20"/>
@@ -323,15 +323,15 @@
         <w:spacing w:after="0" w:line="240" w:lineRule="auto"/>
         <w:ind w:left="360"/>
         <w:rPr>
-          <w:rFonts w:ascii="Arial" w:hAnsi="Arial" w:cs="Arial"/>
-          <w:bCs/>
-          <w:sz w:val="20"/>
-          <w:szCs w:val="20"/>
-        </w:rPr>
-      </w:pPr>
-      <w:r>
-        <w:rPr>
-          <w:rFonts w:ascii="Arial" w:hAnsi="Arial" w:cs="Arial"/>
+          <w:rFonts w:ascii="Verdana" w:hAnsi="Verdana" w:cs="Arial"/>
+          <w:bCs/>
+          <w:sz w:val="20"/>
+          <w:szCs w:val="20"/>
+        </w:rPr>
+      </w:pPr>
+      <w:r>
+        <w:rPr>
+          <w:rFonts w:ascii="Verdana" w:hAnsi="Verdana" w:cs="Arial"/>
           <w:bCs/>
           <w:sz w:val="20"/>
           <w:szCs w:val="20"/>
@@ -344,7 +344,7 @@
         <w:spacing w:after="0" w:line="240" w:lineRule="auto"/>
         <w:ind w:left="360"/>
         <w:rPr>
-          <w:rFonts w:ascii="Arial" w:hAnsi="Arial" w:cs="Arial"/>
+          <w:rFonts w:ascii="Verdana" w:hAnsi="Verdana" w:cs="Arial"/>
           <w:bCs/>
           <w:sz w:val="20"/>
           <w:szCs w:val="20"/>
@@ -356,15 +356,15 @@
         <w:spacing w:after="0" w:line="240" w:lineRule="auto"/>
         <w:ind w:left="360"/>
         <w:rPr>
-          <w:rFonts w:ascii="Arial" w:hAnsi="Arial" w:cs="Arial"/>
-          <w:bCs/>
-          <w:sz w:val="20"/>
-          <w:szCs w:val="20"/>
-        </w:rPr>
-      </w:pPr>
-      <w:r>
-        <w:rPr>
-          <w:rFonts w:ascii="Arial" w:hAnsi="Arial" w:cs="Arial"/>
+          <w:rFonts w:ascii="Verdana" w:hAnsi="Verdana" w:cs="Arial"/>
+          <w:bCs/>
+          <w:sz w:val="20"/>
+          <w:szCs w:val="20"/>
+        </w:rPr>
+      </w:pPr>
+      <w:r>
+        <w:rPr>
+          <w:rFonts w:ascii="Verdana" w:hAnsi="Verdana" w:cs="Arial"/>
           <w:bCs/>
           <w:sz w:val="20"/>
           <w:szCs w:val="20"/>
@@ -377,7 +377,7 @@
         <w:spacing w:after="0" w:line="240" w:lineRule="auto"/>
         <w:ind w:left="360"/>
         <w:rPr>
-          <w:rFonts w:ascii="Arial" w:hAnsi="Arial" w:cs="Arial"/>
+          <w:rFonts w:ascii="Verdana" w:hAnsi="Verdana" w:cs="Arial"/>
           <w:bCs/>
           <w:i/>
           <w:iCs/>
@@ -391,7 +391,7 @@
         <w:spacing w:after="0" w:line="240" w:lineRule="auto"/>
         <w:ind w:left="360"/>
         <w:rPr>
-          <w:rFonts w:ascii="Arial" w:hAnsi="Arial" w:cs="Arial"/>
+          <w:rFonts w:ascii="Verdana" w:hAnsi="Verdana" w:cs="Arial"/>
           <w:bCs/>
           <w:i/>
           <w:iCs/>
@@ -401,7 +401,7 @@
       </w:pPr>
       <w:r>
         <w:rPr>
-          <w:rFonts w:ascii="Arial" w:hAnsi="Arial" w:cs="Arial"/>
+          <w:rFonts w:ascii="Verdana" w:hAnsi="Verdana" w:cs="Arial"/>
           <w:bCs/>
           <w:i/>
           <w:iCs/>
@@ -416,7 +416,7 @@
         <w:spacing w:after="0" w:line="240" w:lineRule="auto"/>
         <w:ind w:left="360"/>
         <w:rPr>
-          <w:rFonts w:ascii="Arial" w:hAnsi="Arial" w:cs="Arial"/>
+          <w:rFonts w:ascii="Verdana" w:hAnsi="Verdana" w:cs="Arial"/>
           <w:bCs/>
           <w:i/>
           <w:iCs/>
@@ -430,14 +430,14 @@
         <w:spacing w:after="0" w:line="240" w:lineRule="auto"/>
         <w:ind w:left="360"/>
         <w:rPr>
-          <w:rFonts w:ascii="Arial" w:hAnsi="Arial" w:cs="Arial"/>
-          <w:sz w:val="20"/>
-          <w:szCs w:val="20"/>
-        </w:rPr>
-      </w:pPr>
-      <w:r>
-        <w:rPr>
-          <w:rFonts w:ascii="Arial" w:hAnsi="Arial" w:cs="Arial"/>
+          <w:rFonts w:ascii="Verdana" w:hAnsi="Verdana" w:cs="Arial"/>
+          <w:sz w:val="20"/>
+          <w:szCs w:val="20"/>
+        </w:rPr>
+      </w:pPr>
+      <w:r>
+        <w:rPr>
+          <w:rFonts w:ascii="Verdana" w:hAnsi="Verdana" w:cs="Arial"/>
           <w:sz w:val="20"/>
           <w:szCs w:val="20"/>
         </w:rPr>
@@ -446,7 +446,7 @@
       <w:proofErr w:type="spellStart"/>
       <w:r>
         <w:rPr>
-          <w:rFonts w:ascii="Arial" w:hAnsi="Arial" w:cs="Arial"/>
+          <w:rFonts w:ascii="Verdana" w:hAnsi="Verdana" w:cs="Arial"/>
           <w:sz w:val="20"/>
           <w:szCs w:val="20"/>
         </w:rPr>
@@ -455,7 +455,7 @@
       <w:proofErr w:type="spellEnd"/>
       <w:r>
         <w:rPr>
-          <w:rFonts w:ascii="Arial" w:hAnsi="Arial" w:cs="Arial"/>
+          <w:rFonts w:ascii="Verdana" w:hAnsi="Verdana" w:cs="Arial"/>
           <w:sz w:val="20"/>
           <w:szCs w:val="20"/>
         </w:rPr>
@@ -463,7 +463,7 @@
       </w:r>
       <w:r>
         <w:rPr>
-          <w:rFonts w:ascii="Arial" w:hAnsi="Arial" w:cs="Arial"/>
+          <w:rFonts w:ascii="Verdana" w:hAnsi="Verdana" w:cs="Arial"/>
           <w:bCs/>
           <w:sz w:val="20"/>
           <w:szCs w:val="20"/>
@@ -472,7 +472,7 @@
       </w:r>
       <w:r>
         <w:rPr>
-          <w:rFonts w:ascii="Arial" w:hAnsi="Arial" w:cs="Arial"/>
+          <w:rFonts w:ascii="Verdana" w:hAnsi="Verdana" w:cs="Arial"/>
           <w:sz w:val="20"/>
           <w:szCs w:val="20"/>
         </w:rPr>
@@ -480,7 +480,7 @@
       </w:r>
       <w:r>
         <w:rPr>
-          <w:rFonts w:ascii="Arial" w:hAnsi="Arial" w:cs="Arial"/>
+          <w:rFonts w:ascii="Verdana" w:hAnsi="Verdana" w:cs="Arial"/>
           <w:sz w:val="20"/>
           <w:szCs w:val="20"/>
         </w:rPr>
@@ -488,7 +488,7 @@
       </w:r>
       <w:r>
         <w:rPr>
-          <w:rFonts w:ascii="Arial" w:hAnsi="Arial" w:cs="Arial"/>
+          <w:rFonts w:ascii="Verdana" w:hAnsi="Verdana" w:cs="Arial"/>
           <w:bCs/>
           <w:sz w:val="20"/>
           <w:szCs w:val="20"/>
@@ -497,7 +497,7 @@
       </w:r>
       <w:r>
         <w:rPr>
-          <w:rFonts w:ascii="Arial" w:hAnsi="Arial" w:cs="Arial"/>
+          <w:rFonts w:ascii="Verdana" w:hAnsi="Verdana" w:cs="Arial"/>
           <w:sz w:val="20"/>
           <w:szCs w:val="20"/>
         </w:rPr>
@@ -508,35 +508,35 @@
       <w:pPr>
         <w:spacing w:after="0" w:line="240" w:lineRule="auto"/>
         <w:rPr>
-          <w:rFonts w:ascii="Arial" w:hAnsi="Arial" w:cs="Arial"/>
-          <w:sz w:val="20"/>
-          <w:szCs w:val="20"/>
-        </w:rPr>
-      </w:pPr>
-    </w:p>
-    <w:p>
-      <w:pPr>
-        <w:spacing w:after="0" w:line="240" w:lineRule="auto"/>
-        <w:rPr>
-          <w:rFonts w:ascii="Arial" w:hAnsi="Arial" w:cs="Arial"/>
-          <w:sz w:val="20"/>
-          <w:szCs w:val="20"/>
-        </w:rPr>
-      </w:pPr>
-    </w:p>
-    <w:p>
-      <w:pPr>
-        <w:spacing w:after="0" w:line="240" w:lineRule="auto"/>
-        <w:rPr>
-          <w:rFonts w:ascii="Arial" w:hAnsi="Arial" w:cs="Arial"/>
-          <w:bCs/>
-          <w:sz w:val="20"/>
-          <w:szCs w:val="20"/>
-        </w:rPr>
-      </w:pPr>
-      <w:r>
-        <w:rPr>
-          <w:rFonts w:ascii="Arial" w:hAnsi="Arial" w:cs="Arial"/>
+          <w:rFonts w:ascii="Verdana" w:hAnsi="Verdana" w:cs="Arial"/>
+          <w:sz w:val="20"/>
+          <w:szCs w:val="20"/>
+        </w:rPr>
+      </w:pPr>
+    </w:p>
+    <w:p>
+      <w:pPr>
+        <w:spacing w:after="0" w:line="240" w:lineRule="auto"/>
+        <w:rPr>
+          <w:rFonts w:ascii="Verdana" w:hAnsi="Verdana" w:cs="Arial"/>
+          <w:sz w:val="20"/>
+          <w:szCs w:val="20"/>
+        </w:rPr>
+      </w:pPr>
+    </w:p>
+    <w:p>
+      <w:pPr>
+        <w:spacing w:after="0" w:line="240" w:lineRule="auto"/>
+        <w:rPr>
+          <w:rFonts w:ascii="Verdana" w:hAnsi="Verdana" w:cs="Arial"/>
+          <w:bCs/>
+          <w:sz w:val="20"/>
+          <w:szCs w:val="20"/>
+        </w:rPr>
+      </w:pPr>
+      <w:r>
+        <w:rPr>
+          <w:rFonts w:ascii="Verdana" w:hAnsi="Verdana" w:cs="Arial"/>
           <w:bCs/>
           <w:sz w:val="20"/>
           <w:szCs w:val="20"/>
@@ -548,37 +548,37 @@
       <w:pPr>
         <w:spacing w:after="0" w:line="240" w:lineRule="auto"/>
         <w:rPr>
-          <w:rFonts w:ascii="Arial" w:hAnsi="Arial" w:cs="Arial"/>
-          <w:bCs/>
-          <w:sz w:val="20"/>
-          <w:szCs w:val="20"/>
-        </w:rPr>
-      </w:pPr>
-    </w:p>
-    <w:p>
-      <w:pPr>
-        <w:spacing w:after="0" w:line="240" w:lineRule="auto"/>
-        <w:rPr>
-          <w:rFonts w:ascii="Arial" w:hAnsi="Arial" w:cs="Arial"/>
-          <w:bCs/>
-          <w:sz w:val="20"/>
-          <w:szCs w:val="20"/>
-        </w:rPr>
-      </w:pPr>
-    </w:p>
-    <w:p>
-      <w:pPr>
-        <w:spacing w:after="0" w:line="240" w:lineRule="auto"/>
-        <w:rPr>
-          <w:rFonts w:ascii="Arial" w:hAnsi="Arial" w:cs="Arial"/>
-          <w:bCs/>
-          <w:sz w:val="20"/>
-          <w:szCs w:val="20"/>
-        </w:rPr>
-      </w:pPr>
-      <w:r>
-        <w:rPr>
-          <w:rFonts w:ascii="Arial" w:hAnsi="Arial" w:cs="Arial"/>
+          <w:rFonts w:ascii="Verdana" w:hAnsi="Verdana" w:cs="Arial"/>
+          <w:bCs/>
+          <w:sz w:val="20"/>
+          <w:szCs w:val="20"/>
+        </w:rPr>
+      </w:pPr>
+    </w:p>
+    <w:p>
+      <w:pPr>
+        <w:spacing w:after="0" w:line="240" w:lineRule="auto"/>
+        <w:rPr>
+          <w:rFonts w:ascii="Verdana" w:hAnsi="Verdana" w:cs="Arial"/>
+          <w:bCs/>
+          <w:sz w:val="20"/>
+          <w:szCs w:val="20"/>
+        </w:rPr>
+      </w:pPr>
+    </w:p>
+    <w:p>
+      <w:pPr>
+        <w:spacing w:after="0" w:line="240" w:lineRule="auto"/>
+        <w:rPr>
+          <w:rFonts w:ascii="Verdana" w:hAnsi="Verdana" w:cs="Arial"/>
+          <w:bCs/>
+          <w:sz w:val="20"/>
+          <w:szCs w:val="20"/>
+        </w:rPr>
+      </w:pPr>
+      <w:r>
+        <w:rPr>
+          <w:rFonts w:ascii="Verdana" w:hAnsi="Verdana" w:cs="Arial"/>
           <w:bCs/>
           <w:sz w:val="20"/>
           <w:szCs w:val="20"/>
@@ -590,15 +590,15 @@
       <w:pPr>
         <w:spacing w:after="0" w:line="240" w:lineRule="auto"/>
         <w:rPr>
-          <w:rFonts w:ascii="Arial" w:hAnsi="Arial" w:cs="Arial"/>
-          <w:bCs/>
-          <w:sz w:val="20"/>
-          <w:szCs w:val="20"/>
-        </w:rPr>
-      </w:pPr>
-      <w:r>
-        <w:rPr>
-          <w:rFonts w:ascii="Arial" w:hAnsi="Arial" w:cs="Arial"/>
+          <w:rFonts w:ascii="Verdana" w:hAnsi="Verdana" w:cs="Arial"/>
+          <w:bCs/>
+          <w:sz w:val="20"/>
+          <w:szCs w:val="20"/>
+        </w:rPr>
+      </w:pPr>
+      <w:r>
+        <w:rPr>
+          <w:rFonts w:ascii="Verdana" w:hAnsi="Verdana" w:cs="Arial"/>
           <w:bCs/>
           <w:sz w:val="20"/>
           <w:szCs w:val="20"/>
@@ -610,15 +610,15 @@
       <w:pPr>
         <w:spacing w:after="0" w:line="240" w:lineRule="auto"/>
         <w:rPr>
-          <w:rFonts w:ascii="Arial" w:hAnsi="Arial" w:cs="Arial"/>
-          <w:bCs/>
-          <w:sz w:val="20"/>
-          <w:szCs w:val="20"/>
-        </w:rPr>
-      </w:pPr>
-      <w:r>
-        <w:rPr>
-          <w:rFonts w:ascii="Arial" w:hAnsi="Arial" w:cs="Arial"/>
+          <w:rFonts w:ascii="Verdana" w:hAnsi="Verdana" w:cs="Arial"/>
+          <w:bCs/>
+          <w:sz w:val="20"/>
+          <w:szCs w:val="20"/>
+        </w:rPr>
+      </w:pPr>
+      <w:r>
+        <w:rPr>
+          <w:rFonts w:ascii="Verdana" w:hAnsi="Verdana" w:cs="Arial"/>
           <w:bCs/>
           <w:sz w:val="20"/>
           <w:szCs w:val="20"/>
@@ -630,15 +630,15 @@
       <w:pPr>
         <w:spacing w:after="0" w:line="240" w:lineRule="auto"/>
         <w:rPr>
-          <w:rFonts w:ascii="Arial" w:hAnsi="Arial" w:cs="Arial"/>
-          <w:bCs/>
-          <w:sz w:val="20"/>
-          <w:szCs w:val="20"/>
-        </w:rPr>
-      </w:pPr>
-      <w:r>
-        <w:rPr>
-          <w:rFonts w:ascii="Arial" w:hAnsi="Arial" w:cs="Arial"/>
+          <w:rFonts w:ascii="Verdana" w:hAnsi="Verdana" w:cs="Arial"/>
+          <w:bCs/>
+          <w:sz w:val="20"/>
+          <w:szCs w:val="20"/>
+        </w:rPr>
+      </w:pPr>
+      <w:r>
+        <w:rPr>
+          <w:rFonts w:ascii="Verdana" w:hAnsi="Verdana" w:cs="Arial"/>
           <w:bCs/>
           <w:sz w:val="20"/>
           <w:szCs w:val="20"/>
@@ -647,7 +647,7 @@
       </w:r>
       <w:r>
         <w:rPr>
-          <w:rFonts w:ascii="Arial" w:hAnsi="Arial" w:cs="Arial"/>
+          <w:rFonts w:ascii="Verdana" w:hAnsi="Verdana" w:cs="Arial"/>
           <w:bCs/>
           <w:sz w:val="20"/>
           <w:szCs w:val="20"/>
@@ -656,7 +656,7 @@
       </w:r>
       <w:r>
         <w:rPr>
-          <w:rFonts w:ascii="Arial" w:hAnsi="Arial" w:cs="Arial"/>
+          <w:rFonts w:ascii="Verdana" w:hAnsi="Verdana" w:cs="Arial"/>
           <w:bCs/>
           <w:sz w:val="20"/>
           <w:szCs w:val="20"/>
@@ -665,7 +665,7 @@
       </w:r>
       <w:r>
         <w:rPr>
-          <w:rFonts w:ascii="Arial" w:hAnsi="Arial" w:cs="Arial"/>
+          <w:rFonts w:ascii="Verdana" w:hAnsi="Verdana" w:cs="Arial"/>
           <w:bCs/>
           <w:sz w:val="20"/>
           <w:szCs w:val="20"/>
@@ -674,7 +674,7 @@
       </w:r>
       <w:r>
         <w:rPr>
-          <w:rFonts w:ascii="Arial" w:hAnsi="Arial" w:cs="Arial"/>
+          <w:rFonts w:ascii="Verdana" w:hAnsi="Verdana" w:cs="Arial"/>
           <w:bCs/>
           <w:sz w:val="20"/>
           <w:szCs w:val="20"/>
@@ -683,7 +683,7 @@
       </w:r>
       <w:r>
         <w:rPr>
-          <w:rFonts w:ascii="Arial" w:hAnsi="Arial" w:cs="Arial"/>
+          <w:rFonts w:ascii="Verdana" w:hAnsi="Verdana" w:cs="Arial"/>
           <w:bCs/>
           <w:sz w:val="20"/>
           <w:szCs w:val="20"/>
@@ -692,7 +692,7 @@
       </w:r>
       <w:r>
         <w:rPr>
-          <w:rFonts w:ascii="Arial" w:hAnsi="Arial" w:cs="Arial"/>
+          <w:rFonts w:ascii="Verdana" w:hAnsi="Verdana" w:cs="Arial"/>
           <w:bCs/>
           <w:sz w:val="20"/>
           <w:szCs w:val="20"/>
@@ -701,7 +701,7 @@
       </w:r>
       <w:r>
         <w:rPr>
-          <w:rFonts w:ascii="Arial" w:hAnsi="Arial" w:cs="Arial"/>
+          <w:rFonts w:ascii="Verdana" w:hAnsi="Verdana" w:cs="Arial"/>
           <w:bCs/>
           <w:sz w:val="20"/>
           <w:szCs w:val="20"/>
@@ -710,7 +710,7 @@
       </w:r>
       <w:r>
         <w:rPr>
-          <w:rFonts w:ascii="Arial" w:hAnsi="Arial" w:cs="Arial"/>
+          <w:rFonts w:ascii="Verdana" w:hAnsi="Verdana" w:cs="Arial"/>
           <w:bCs/>
           <w:sz w:val="20"/>
           <w:szCs w:val="20"/>
@@ -719,7 +719,7 @@
       </w:r>
       <w:r>
         <w:rPr>
-          <w:rFonts w:ascii="Arial" w:hAnsi="Arial" w:cs="Arial"/>
+          <w:rFonts w:ascii="Verdana" w:hAnsi="Verdana" w:cs="Arial"/>
           <w:bCs/>
           <w:sz w:val="20"/>
           <w:szCs w:val="20"/>
@@ -731,15 +731,15 @@
       <w:pPr>
         <w:spacing w:after="0" w:line="240" w:lineRule="auto"/>
         <w:rPr>
-          <w:rFonts w:ascii="Arial" w:hAnsi="Arial" w:cs="Arial"/>
-          <w:bCs/>
-          <w:sz w:val="20"/>
-          <w:szCs w:val="20"/>
-        </w:rPr>
-      </w:pPr>
-      <w:r>
-        <w:rPr>
-          <w:rFonts w:ascii="Arial" w:hAnsi="Arial" w:cs="Arial"/>
+          <w:rFonts w:ascii="Verdana" w:hAnsi="Verdana" w:cs="Arial"/>
+          <w:bCs/>
+          <w:sz w:val="20"/>
+          <w:szCs w:val="20"/>
+        </w:rPr>
+      </w:pPr>
+      <w:r>
+        <w:rPr>
+          <w:rFonts w:ascii="Verdana" w:hAnsi="Verdana" w:cs="Arial"/>
           <w:bCs/>
           <w:sz w:val="20"/>
           <w:szCs w:val="20"/>
@@ -751,7 +751,7 @@
       <w:pPr>
         <w:spacing w:after="0" w:line="240" w:lineRule="auto"/>
         <w:rPr>
-          <w:rFonts w:ascii="Arial" w:hAnsi="Arial" w:cs="Arial"/>
+          <w:rFonts w:ascii="Verdana" w:hAnsi="Verdana" w:cs="Arial"/>
           <w:b/>
           <w:bCs/>
           <w:sz w:val="20"/>
@@ -760,7 +760,7 @@
       </w:pPr>
       <w:r>
         <w:rPr>
-          <w:rFonts w:ascii="Arial" w:hAnsi="Arial" w:cs="Arial"/>
+          <w:rFonts w:ascii="Verdana" w:hAnsi="Verdana" w:cs="Arial"/>
           <w:b/>
           <w:bCs/>
           <w:sz w:val="20"/>
@@ -773,7 +773,7 @@
       <w:pPr>
         <w:spacing w:after="0" w:line="240" w:lineRule="auto"/>
         <w:rPr>
-          <w:rFonts w:ascii="Arial" w:hAnsi="Arial" w:cs="Arial"/>
+          <w:rFonts w:ascii="Verdana" w:hAnsi="Verdana" w:cs="Arial"/>
           <w:b/>
           <w:bCs/>
           <w:sz w:val="20"/>
@@ -782,7 +782,7 @@
       </w:pPr>
       <w:r>
         <w:rPr>
-          <w:rFonts w:ascii="Arial" w:hAnsi="Arial" w:cs="Arial"/>
+          <w:rFonts w:ascii="Verdana" w:hAnsi="Verdana" w:cs="Arial"/>
           <w:bCs/>
           <w:sz w:val="20"/>
           <w:szCs w:val="20"/>
@@ -794,7 +794,7 @@
       <w:pPr>
         <w:spacing w:after="0" w:line="240" w:lineRule="auto"/>
         <w:rPr>
-          <w:rFonts w:ascii="Arial" w:hAnsi="Arial" w:cs="Arial"/>
+          <w:rFonts w:ascii="Verdana" w:hAnsi="Verdana" w:cs="Arial"/>
           <w:sz w:val="20"/>
           <w:szCs w:val="20"/>
         </w:rPr>
@@ -805,8 +805,6 @@
       <w:footerReference w:type="default" r:id="rId9"/>
       <w:headerReference w:type="first" r:id="rId10"/>
       <w:footerReference w:type="first" r:id="rId11"/>
-      <w:headerReference w:type="even" r:id="rId17"/>
-      <w:footerReference w:type="even" r:id="rId18"/>
       <w:type w:val="continuous"/>
       <w:pgSz w:w="12240" w:h="15840"/>
       <w:pgMar w:top="1440" w:right="1440" w:bottom="1440" w:left="1440" w:header="720" w:footer="432" w:gutter="0"/>
@@ -862,7 +860,7 @@
     </w:sdtPr>
     <w:sdtEndPr>
       <w:rPr>
-        <w:rFonts w:ascii="Arial" w:hAnsi="Arial" w:cs="Arial"/>
+        <w:rFonts w:ascii="Verdana" w:hAnsi="Verdana" w:cs="Arial"/>
         <w:noProof/>
         <w:color w:val="97999B"/>
         <w:spacing w:val="20"/>
@@ -878,9 +876,49 @@
         </w:pPr>
         <w:r>
           <w:rPr>
-            <w:rFonts w:ascii="Arial" w:hAnsi="Arial" w:cs="Arial"/>
             <w:noProof/>
           </w:rPr>
+          <w:drawing>
+            <wp:inline distT="0" distB="0" distL="0" distR="0" wp14:anchorId="36C646A1" wp14:editId="3DF90A54">
+              <wp:extent cx="4326262" cy="480696"/>
+              <wp:effectExtent l="0" t="0" r="0" b="0"/>
+              <wp:docPr id="3" name="Picture 6"/>
+              <wp:cNvGraphicFramePr>
+                <a:graphicFrameLocks xmlns:a="http://schemas.openxmlformats.org/drawingml/2006/main" noChangeAspect="1"/>
+              </wp:cNvGraphicFramePr>
+              <a:graphic xmlns:a="http://schemas.openxmlformats.org/drawingml/2006/main">
+                <a:graphicData uri="http://schemas.openxmlformats.org/drawingml/2006/picture">
+                  <pic:pic xmlns:pic="http://schemas.openxmlformats.org/drawingml/2006/picture">
+                    <pic:nvPicPr>
+                      <pic:cNvPr id="0" name="Picture 6"/>
+                      <pic:cNvPicPr/>
+                    </pic:nvPicPr>
+                    <pic:blipFill>
+                      <a:blip r:embed="rId1">
+                        <a:extLst>
+                          <a:ext uri="{28A0092B-C50C-407E-A947-70E740481C1C}">
+                            <a14:useLocalDpi xmlns:a14="http://schemas.microsoft.com/office/drawing/2010/main" val="0"/>
+                          </a:ext>
+                        </a:extLst>
+                      </a:blip>
+                      <a:stretch>
+                        <a:fillRect/>
+                      </a:stretch>
+                    </pic:blipFill>
+                    <pic:spPr>
+                      <a:xfrm>
+                        <a:off x="0" y="0"/>
+                        <a:ext cx="4326262" cy="480696"/>
+                      </a:xfrm>
+                      <a:prstGeom prst="rect">
+                        <a:avLst/>
+                      </a:prstGeom>
+                    </pic:spPr>
+                  </pic:pic>
+                </a:graphicData>
+              </a:graphic>
+            </wp:inline>
+          </w:drawing>
         </w:r>
       </w:p>
       <w:p>
@@ -889,7 +927,7 @@
           <w:spacing w:before="120"/>
           <w:jc w:val="center"/>
           <w:rPr>
-            <w:rFonts w:ascii="Arial" w:hAnsi="Arial" w:cs="Arial"/>
+            <w:rFonts w:ascii="Verdana" w:hAnsi="Verdana" w:cs="Arial"/>
             <w:color w:val="97999B"/>
             <w:spacing w:val="20"/>
             <w:sz w:val="18"/>
@@ -897,7 +935,7 @@
         </w:pPr>
         <w:r>
           <w:rPr>
-            <w:rFonts w:ascii="Arial" w:hAnsi="Arial" w:cs="Arial"/>
+            <w:rFonts w:ascii="Verdana" w:hAnsi="Verdana" w:cs="Arial"/>
             <w:color w:val="97999B"/>
             <w:spacing w:val="20"/>
             <w:sz w:val="18"/>
@@ -906,7 +944,7 @@
         </w:r>
         <w:r>
           <w:rPr>
-            <w:rFonts w:ascii="Arial" w:hAnsi="Arial" w:cs="Arial"/>
+            <w:rFonts w:ascii="Verdana" w:hAnsi="Verdana" w:cs="Arial"/>
             <w:color w:val="97999B"/>
             <w:spacing w:val="20"/>
             <w:sz w:val="18"/>
@@ -915,7 +953,7 @@
         </w:r>
         <w:r>
           <w:rPr>
-            <w:rFonts w:ascii="Arial" w:hAnsi="Arial" w:cs="Arial"/>
+            <w:rFonts w:ascii="Verdana" w:hAnsi="Verdana" w:cs="Arial"/>
             <w:color w:val="97999B"/>
             <w:spacing w:val="20"/>
             <w:sz w:val="18"/>
@@ -924,7 +962,7 @@
         </w:r>
         <w:r>
           <w:rPr>
-            <w:rFonts w:ascii="Arial" w:hAnsi="Arial" w:cs="Arial"/>
+            <w:rFonts w:ascii="Verdana" w:hAnsi="Verdana" w:cs="Arial"/>
             <w:color w:val="97999B"/>
             <w:spacing w:val="20"/>
             <w:sz w:val="18"/>
@@ -933,7 +971,7 @@
         </w:r>
         <w:r>
           <w:rPr>
-            <w:rFonts w:ascii="Arial" w:hAnsi="Arial" w:cs="Arial"/>
+            <w:rFonts w:ascii="Verdana" w:hAnsi="Verdana" w:cs="Arial"/>
             <w:noProof/>
             <w:color w:val="97999B"/>
             <w:spacing w:val="20"/>
@@ -943,7 +981,7 @@
         </w:r>
         <w:r>
           <w:rPr>
-            <w:rFonts w:ascii="Arial" w:hAnsi="Arial" w:cs="Arial"/>
+            <w:rFonts w:ascii="Verdana" w:hAnsi="Verdana" w:cs="Arial"/>
             <w:noProof/>
             <w:color w:val="97999B"/>
             <w:spacing w:val="20"/>
@@ -967,9 +1005,49 @@
     </w:pPr>
     <w:r>
       <w:rPr>
-        <w:rFonts w:ascii="Arial" w:hAnsi="Arial" w:cs="Arial"/>
         <w:noProof/>
       </w:rPr>
+      <w:drawing>
+        <wp:inline distT="0" distB="0" distL="0" distR="0" wp14:anchorId="3D3712A5" wp14:editId="334CCD05">
+          <wp:extent cx="4326262" cy="480696"/>
+          <wp:effectExtent l="0" t="0" r="0" b="0"/>
+          <wp:docPr id="4" name="Picture 1"/>
+          <wp:cNvGraphicFramePr>
+            <a:graphicFrameLocks xmlns:a="http://schemas.openxmlformats.org/drawingml/2006/main" noChangeAspect="1"/>
+          </wp:cNvGraphicFramePr>
+          <a:graphic xmlns:a="http://schemas.openxmlformats.org/drawingml/2006/main">
+            <a:graphicData uri="http://schemas.openxmlformats.org/drawingml/2006/picture">
+              <pic:pic xmlns:pic="http://schemas.openxmlformats.org/drawingml/2006/picture">
+                <pic:nvPicPr>
+                  <pic:cNvPr id="0" name="Picture 1"/>
+                  <pic:cNvPicPr/>
+                </pic:nvPicPr>
+                <pic:blipFill>
+                  <a:blip r:embed="rId1">
+                    <a:extLst>
+                      <a:ext uri="{28A0092B-C50C-407E-A947-70E740481C1C}">
+                        <a14:useLocalDpi xmlns:a14="http://schemas.microsoft.com/office/drawing/2010/main" val="0"/>
+                      </a:ext>
+                    </a:extLst>
+                  </a:blip>
+                  <a:stretch>
+                    <a:fillRect/>
+                  </a:stretch>
+                </pic:blipFill>
+                <pic:spPr>
+                  <a:xfrm>
+                    <a:off x="0" y="0"/>
+                    <a:ext cx="4326262" cy="480696"/>
+                  </a:xfrm>
+                  <a:prstGeom prst="rect">
+                    <a:avLst/>
+                  </a:prstGeom>
+                </pic:spPr>
+              </pic:pic>
+            </a:graphicData>
+          </a:graphic>
+        </wp:inline>
+      </w:drawing>
     </w:r>
   </w:p>
   <w:p>
@@ -978,7 +1056,7 @@
       <w:spacing w:before="120"/>
       <w:jc w:val="center"/>
       <w:rPr>
-        <w:rFonts w:ascii="Arial" w:hAnsi="Arial" w:cs="Arial"/>
+        <w:rFonts w:ascii="Verdana" w:hAnsi="Verdana" w:cs="Arial"/>
         <w:color w:val="97999B"/>
         <w:spacing w:val="20"/>
         <w:sz w:val="18"/>
@@ -986,7 +1064,7 @@
     </w:pPr>
     <w:r>
       <w:rPr>
-        <w:rFonts w:ascii="Arial" w:hAnsi="Arial" w:cs="Arial"/>
+        <w:rFonts w:ascii="Verdana" w:hAnsi="Verdana" w:cs="Arial"/>
         <w:color w:val="97999B"/>
         <w:spacing w:val="20"/>
         <w:sz w:val="18"/>
@@ -995,7 +1073,7 @@
     </w:r>
     <w:r>
       <w:rPr>
-        <w:rFonts w:ascii="Arial" w:hAnsi="Arial" w:cs="Arial"/>
+        <w:rFonts w:ascii="Verdana" w:hAnsi="Verdana" w:cs="Arial"/>
         <w:color w:val="97999B"/>
         <w:spacing w:val="20"/>
         <w:sz w:val="18"/>
@@ -1004,7 +1082,7 @@
     </w:r>
     <w:r>
       <w:rPr>
-        <w:rFonts w:ascii="Arial" w:hAnsi="Arial" w:cs="Arial"/>
+        <w:rFonts w:ascii="Verdana" w:hAnsi="Verdana" w:cs="Arial"/>
         <w:color w:val="97999B"/>
         <w:spacing w:val="20"/>
         <w:sz w:val="18"/>
@@ -1013,7 +1091,7 @@
     </w:r>
     <w:r>
       <w:rPr>
-        <w:rFonts w:ascii="Arial" w:hAnsi="Arial" w:cs="Arial"/>
+        <w:rFonts w:ascii="Verdana" w:hAnsi="Verdana" w:cs="Arial"/>
         <w:color w:val="97999B"/>
         <w:spacing w:val="20"/>
         <w:sz w:val="18"/>
@@ -1022,7 +1100,7 @@
     </w:r>
     <w:r>
       <w:rPr>
-        <w:rFonts w:ascii="Arial" w:hAnsi="Arial" w:cs="Arial"/>
+        <w:rFonts w:ascii="Verdana" w:hAnsi="Verdana" w:cs="Arial"/>
         <w:noProof/>
         <w:color w:val="97999B"/>
         <w:spacing w:val="20"/>
@@ -1032,7 +1110,7 @@
     </w:r>
     <w:r>
       <w:rPr>
-        <w:rFonts w:ascii="Arial" w:hAnsi="Arial" w:cs="Arial"/>
+        <w:rFonts w:ascii="Verdana" w:hAnsi="Verdana" w:cs="Arial"/>
         <w:noProof/>
         <w:color w:val="97999B"/>
         <w:spacing w:val="20"/>
@@ -1044,16 +1122,6 @@
 </w:ftr>
 </file>
 
-<file path=word/footer3.xml><?xml version="1.0" encoding="utf-8"?>
-<w:ftr xmlns:m="http://schemas.openxmlformats.org/officeDocument/2006/math" xmlns:mc="http://schemas.openxmlformats.org/markup-compatibility/2006" xmlns:mo="http://schemas.microsoft.com/office/mac/office/2008/main" xmlns:mv="urn:schemas-microsoft-com:mac:vml" xmlns:o="urn:schemas-microsoft-com:office:office" xmlns:r="http://schemas.openxmlformats.org/officeDocument/2006/relationships" xmlns:v="urn:schemas-microsoft-com:vml" xmlns:w10="urn:schemas-microsoft-com:office:word" xmlns:w14="http://schemas.microsoft.com/office/word/2010/wordml" xmlns:w="http://schemas.openxmlformats.org/wordprocessingml/2006/main" xmlns:wne="http://schemas.microsoft.com/office/word/2006/wordml" xmlns:wp14="http://schemas.microsoft.com/office/word/2010/wordprocessingDrawing" xmlns:wp="http://schemas.openxmlformats.org/drawingml/2006/wordprocessingDrawing" xmlns:wpc="http://schemas.microsoft.com/office/word/2010/wordprocessingCanvas" xmlns:wpg="http://schemas.microsoft.com/office/word/2010/wordprocessingGroup" xmlns:wpi="http://schemas.microsoft.com/office/word/2010/wordprocessingInk" xmlns:wps="http://schemas.microsoft.com/office/word/2010/wordprocessingShape" mc:Ignorable="w14 wp14">
-  <w:p>
-    <w:pPr>
-      <w:pStyle w:val="Footer"/>
-    </w:pPr>
-  </w:p>
-</w:ftr>
-</file>
-
 <file path=word/footnotes.xml><?xml version="1.0" encoding="utf-8"?>
 <w:footnotes xmlns:wpc="http://schemas.microsoft.com/office/word/2010/wordprocessingCanvas" xmlns:cx="http://schemas.microsoft.com/office/drawing/2014/chartex" xmlns:cx1="http://schemas.microsoft.com/office/drawing/2015/9/8/chartex" xmlns:cx2="http://schemas.microsoft.com/office/drawing/2015/10/21/chartex" xmlns:cx3="http://schemas.microsoft.com/office/drawing/2016/5/9/chartex" xmlns:cx4="http://schemas.microsoft.com/office/drawing/2016/5/10/chartex" xmlns:cx5="http://schemas.microsoft.com/office/drawing/2016/5/11/chartex" xmlns:cx6="http://schemas.microsoft.com/office/drawing/2016/5/12/chartex" xmlns:cx7="http://schemas.microsoft.com/office/drawing/2016/5/13/chartex" xmlns:cx8="http://schemas.microsoft.com/office/drawing/2016/5/14/chartex" xmlns:mc="http://schemas.openxmlformats.org/markup-compatibility/2006" xmlns:aink="http://schemas.microsoft.com/office/drawing/2016/ink" xmlns:am3d="http://schemas.microsoft.com/office/drawing/2017/model3d" xmlns:o="urn:schemas-microsoft-com:office:office" xmlns:oel="http://schemas.microsoft.com/office/2019/extlst" xmlns:r="http://schemas.openxmlformats.org/officeDocument/2006/relationships" xmlns:m="http://schemas.openxmlformats.org/officeDocument/2006/math" xmlns:v="urn:schemas-microsoft-com:vml" xmlns:wp14="http://schemas.microsoft.com/office/word/2010/wordprocessingDrawing" xmlns:wp="http://schemas.openxmlformats.org/drawingml/2006/wordprocessingDrawing" xmlns:w10="urn:schemas-microsoft-com:office:word" xmlns:w="http://schemas.openxmlformats.org/wordprocessingml/2006/main" xmlns:w14="http://schemas.microsoft.com/office/word/2010/wordml" xmlns:w15="http://schemas.microsoft.com/office/word/2012/wordml" xmlns:w16cex="http://schemas.microsoft.com/office/word/2018/wordml/cex" xmlns:w16cid="http://schemas.microsoft.com/office/word/2016/wordml/cid" xmlns:w16="http://schemas.microsoft.com/office/word/2018/wordml" xmlns:w16du="http://schemas.microsoft.com/office/word/2023/wordml/word16du" xmlns:w16sdtdh="http://schemas.microsoft.com/office/word/2020/wordml/sdtdatahash" xmlns:w16se="http://schemas.microsoft.com/office/word/2015/wordml/symex" xmlns:wpg="http://schemas.microsoft.com/office/word/2010/wordprocessingGroup" xmlns:wpi="http://schemas.microsoft.com/office/word/2010/wordprocessingInk" xmlns:wne="http://schemas.microsoft.com/office/word/2006/wordml" xmlns:wps="http://schemas.microsoft.com/office/word/2010/wordprocessingShape" mc:Ignorable="w14 w15 w16se w16cid w16 w16cex w16sdtdh w16du wp14">
   <w:footnote w:type="separator" w:id="-1">
@@ -1093,14 +1161,14 @@
       <w:pStyle w:val="Header"/>
       <w:jc w:val="right"/>
       <w:rPr>
-        <w:rFonts w:ascii="Arial" w:hAnsi="Arial" w:cs="Arial"/>
+        <w:rFonts w:ascii="Verdana" w:eastAsiaTheme="majorEastAsia" w:hAnsi="Verdana" w:cstheme="majorBidi"/>
         <w:sz w:val="20"/>
         <w:szCs w:val="20"/>
       </w:rPr>
     </w:pPr>
     <w:r>
       <w:rPr>
-        <w:rFonts w:ascii="Arial" w:hAnsi="Arial" w:cs="Arial"/>
+        <w:rFonts w:ascii="Verdana" w:eastAsiaTheme="majorEastAsia" w:hAnsi="Verdana" w:cstheme="majorBidi"/>
         <w:sz w:val="20"/>
         <w:szCs w:val="20"/>
       </w:rPr>
@@ -1118,23 +1186,13 @@
     </w:pPr>
     <w:r>
       <w:rPr>
-        <w:rFonts w:ascii="Arial" w:hAnsi="Arial" w:cs="Arial"/>
+        <w:rFonts w:ascii="Verdana" w:eastAsiaTheme="majorEastAsia" w:hAnsi="Verdana" w:cstheme="majorBidi"/>
         <w:i/>
         <w:sz w:val="20"/>
         <w:szCs w:val="20"/>
       </w:rPr>
       <w:t>Assessment Code and Task</w:t>
     </w:r>
-  </w:p>
-</w:hdr>
-</file>
-
-<file path=word/header3.xml><?xml version="1.0" encoding="utf-8"?>
-<w:hdr xmlns:m="http://schemas.openxmlformats.org/officeDocument/2006/math" xmlns:mc="http://schemas.openxmlformats.org/markup-compatibility/2006" xmlns:mo="http://schemas.microsoft.com/office/mac/office/2008/main" xmlns:mv="urn:schemas-microsoft-com:mac:vml" xmlns:o="urn:schemas-microsoft-com:office:office" xmlns:r="http://schemas.openxmlformats.org/officeDocument/2006/relationships" xmlns:v="urn:schemas-microsoft-com:vml" xmlns:w10="urn:schemas-microsoft-com:office:word" xmlns:w14="http://schemas.microsoft.com/office/word/2010/wordml" xmlns:w="http://schemas.openxmlformats.org/wordprocessingml/2006/main" xmlns:wne="http://schemas.microsoft.com/office/word/2006/wordml" xmlns:wp14="http://schemas.microsoft.com/office/word/2010/wordprocessingDrawing" xmlns:wp="http://schemas.openxmlformats.org/drawingml/2006/wordprocessingDrawing" xmlns:wpc="http://schemas.microsoft.com/office/word/2010/wordprocessingCanvas" xmlns:wpg="http://schemas.microsoft.com/office/word/2010/wordprocessingGroup" xmlns:wpi="http://schemas.microsoft.com/office/word/2010/wordprocessingInk" xmlns:wps="http://schemas.microsoft.com/office/word/2010/wordprocessingShape" mc:Ignorable="w14 wp14">
-  <w:p>
-    <w:pPr>
-      <w:pStyle w:val="Header"/>
-    </w:pPr>
   </w:p>
 </w:hdr>
 </file>
@@ -1446,7 +1504,7 @@
   <w:docDefaults>
     <w:rPrDefault>
       <w:rPr>
-        <w:rFonts w:ascii="Arial" w:hAnsi="Arial" w:cs="Arial"/>
+        <w:rFonts w:asciiTheme="minorHAnsi" w:eastAsiaTheme="minorHAnsi" w:hAnsiTheme="minorHAnsi" w:cstheme="minorBidi"/>
         <w:sz w:val="22"/>
         <w:szCs w:val="22"/>
         <w:lang w:val="en-US" w:eastAsia="en-US" w:bidi="ar-SA"/>
@@ -1839,11 +1897,6 @@
   <w:style w:type="paragraph" w:default="1" w:styleId="Normal">
     <w:name w:val="Normal"/>
     <w:qFormat/>
-    <w:rPr>
-      <w:rFonts w:ascii="Arial" w:hAnsi="Arial"/>
-      <w:color w:val="000000"/>
-      <w:sz w:val="28"/>
-    </w:rPr>
   </w:style>
   <w:style w:type="character" w:default="1" w:styleId="DefaultParagraphFont">
     <w:name w:val="Default Paragraph Font"/>
@@ -1926,7 +1979,7 @@
       <w:spacing w:before="100" w:beforeAutospacing="1" w:after="100" w:afterAutospacing="1" w:line="240" w:lineRule="auto"/>
     </w:pPr>
     <w:rPr>
-      <w:rFonts w:ascii="Arial" w:eastAsia="Times New Roman" w:hAnsi="Arial" w:cs="Arial"/>
+      <w:rFonts w:ascii="Times New Roman" w:eastAsia="Times New Roman" w:hAnsi="Times New Roman" w:cs="Times New Roman"/>
       <w:sz w:val="24"/>
       <w:szCs w:val="24"/>
     </w:rPr>
@@ -1944,12 +1997,10 @@
       <w:contextualSpacing/>
     </w:pPr>
     <w:rPr>
-      <w:rFonts w:ascii="Arial" w:hAnsi="Arial" w:cs="Arial"/>
-      <w:b/>
-      <w:color w:val="002855"/>
+      <w:rFonts w:asciiTheme="majorHAnsi" w:eastAsiaTheme="majorEastAsia" w:hAnsiTheme="majorHAnsi" w:cstheme="majorBidi"/>
       <w:spacing w:val="-10"/>
       <w:kern w:val="28"/>
-      <w:sz w:val="64"/>
+      <w:sz w:val="56"/>
       <w:szCs w:val="56"/>
     </w:rPr>
   </w:style>
@@ -1960,7 +2011,7 @@
     <w:uiPriority w:val="10"/>
     <w:rsid w:val="00362377"/>
     <w:rPr>
-      <w:rFonts w:ascii="Arial" w:hAnsi="Arial" w:cs="Arial"/>
+      <w:rFonts w:asciiTheme="majorHAnsi" w:eastAsiaTheme="majorEastAsia" w:hAnsiTheme="majorHAnsi" w:cstheme="majorBidi"/>
       <w:spacing w:val="-10"/>
       <w:kern w:val="28"/>
       <w:sz w:val="56"/>
@@ -2309,10 +2360,9 @@
 </file>
 
 <file path=customXml/item2.xml><?xml version="1.0" encoding="utf-8"?>
-<ct:contentTypeSchema xmlns:ct="http://schemas.microsoft.com/office/2006/metadata/contentType" xmlns:ma="http://schemas.microsoft.com/office/2006/metadata/properties/metaAttributes" ct:_="" ma:_="" ma:contentTypeName="Document" ma:contentTypeID="0x010100BD6C6811FDA4354DADCD440B75A43D37" ma:contentTypeVersion="11" ma:contentTypeDescription="Create a new document." ma:contentTypeScope="" ma:versionID="a91333966e9b5d4bdd13b64d2abe3577">
-  <xsd:schema xmlns:xsd="http://www.w3.org/2001/XMLSchema" xmlns:xs="http://www.w3.org/2001/XMLSchema" xmlns:p="http://schemas.microsoft.com/office/2006/metadata/properties" xmlns:ns2="c340dd69-6dcb-4f68-be59-83f5ced86ed4" xmlns:ns3="90ab80b9-a678-4acf-968e-12ab5f1680e1" targetNamespace="http://schemas.microsoft.com/office/2006/metadata/properties" ma:root="true" ma:fieldsID="515f04c4260719a37f25d194220eca20" ns2:_="" ns3:_="">
+<ct:contentTypeSchema xmlns:ct="http://schemas.microsoft.com/office/2006/metadata/contentType" xmlns:ma="http://schemas.microsoft.com/office/2006/metadata/properties/metaAttributes" ct:_="" ma:_="" ma:contentTypeName="Document" ma:contentTypeID="0x010100BD6C6811FDA4354DADCD440B75A43D37" ma:contentTypeVersion="3" ma:contentTypeDescription="Create a new document." ma:contentTypeScope="" ma:versionID="cca1146c5ddd7f7207d93b53ec4b7890">
+  <xsd:schema xmlns:xsd="http://www.w3.org/2001/XMLSchema" xmlns:xs="http://www.w3.org/2001/XMLSchema" xmlns:p="http://schemas.microsoft.com/office/2006/metadata/properties" xmlns:ns2="c340dd69-6dcb-4f68-be59-83f5ced86ed4" targetNamespace="http://schemas.microsoft.com/office/2006/metadata/properties" ma:root="true" ma:fieldsID="0b09d8cc436d6a436f5197c02775f266" ns2:_="">
     <xsd:import namespace="c340dd69-6dcb-4f68-be59-83f5ced86ed4"/>
-    <xsd:import namespace="90ab80b9-a678-4acf-968e-12ab5f1680e1"/>
     <xsd:element name="properties">
       <xsd:complexType>
         <xsd:sequence>
@@ -2322,13 +2372,6 @@
                 <xsd:element ref="ns2:MediaServiceMetadata" minOccurs="0"/>
                 <xsd:element ref="ns2:MediaServiceFastMetadata" minOccurs="0"/>
                 <xsd:element ref="ns2:MediaServiceSearchProperties" minOccurs="0"/>
-                <xsd:element ref="ns2:MediaServiceDateTaken" minOccurs="0"/>
-                <xsd:element ref="ns2:MediaServiceGenerationTime" minOccurs="0"/>
-                <xsd:element ref="ns2:MediaServiceEventHashCode" minOccurs="0"/>
-                <xsd:element ref="ns2:MediaLengthInSeconds" minOccurs="0"/>
-                <xsd:element ref="ns2:lcf76f155ced4ddcb4097134ff3c332f" minOccurs="0"/>
-                <xsd:element ref="ns3:TaxCatchAll" minOccurs="0"/>
-                <xsd:element ref="ns2:MediaServiceOCR" minOccurs="0"/>
               </xsd:all>
             </xsd:complexType>
           </xsd:element>
@@ -2353,55 +2396,6 @@
       <xsd:simpleType>
         <xsd:restriction base="dms:Note"/>
       </xsd:simpleType>
-    </xsd:element>
-    <xsd:element name="MediaServiceDateTaken" ma:index="11" nillable="true" ma:displayName="MediaServiceDateTaken" ma:hidden="true" ma:indexed="true" ma:internalName="MediaServiceDateTaken" ma:readOnly="true">
-      <xsd:simpleType>
-        <xsd:restriction base="dms:Text"/>
-      </xsd:simpleType>
-    </xsd:element>
-    <xsd:element name="MediaServiceGenerationTime" ma:index="12" nillable="true" ma:displayName="MediaServiceGenerationTime" ma:hidden="true" ma:internalName="MediaServiceGenerationTime" ma:readOnly="true">
-      <xsd:simpleType>
-        <xsd:restriction base="dms:Text"/>
-      </xsd:simpleType>
-    </xsd:element>
-    <xsd:element name="MediaServiceEventHashCode" ma:index="13" nillable="true" ma:displayName="MediaServiceEventHashCode" ma:hidden="true" ma:internalName="MediaServiceEventHashCode" ma:readOnly="true">
-      <xsd:simpleType>
-        <xsd:restriction base="dms:Text"/>
-      </xsd:simpleType>
-    </xsd:element>
-    <xsd:element name="MediaLengthInSeconds" ma:index="14" nillable="true" ma:displayName="MediaLengthInSeconds" ma:hidden="true" ma:internalName="MediaLengthInSeconds" ma:readOnly="true">
-      <xsd:simpleType>
-        <xsd:restriction base="dms:Unknown"/>
-      </xsd:simpleType>
-    </xsd:element>
-    <xsd:element name="lcf76f155ced4ddcb4097134ff3c332f" ma:index="16" nillable="true" ma:taxonomy="true" ma:internalName="lcf76f155ced4ddcb4097134ff3c332f" ma:taxonomyFieldName="MediaServiceImageTags" ma:displayName="Image Tags" ma:readOnly="false" ma:fieldId="{5cf76f15-5ced-4ddc-b409-7134ff3c332f}" ma:taxonomyMulti="true" ma:sspId="acb2b71a-ac8b-4347-9f63-f75d234e2459" ma:termSetId="09814cd3-568e-fe90-9814-8d621ff8fb84" ma:anchorId="fba54fb3-c3e1-fe81-a776-ca4b69148c4d" ma:open="true" ma:isKeyword="false">
-      <xsd:complexType>
-        <xsd:sequence>
-          <xsd:element ref="pc:Terms" minOccurs="0" maxOccurs="1"/>
-        </xsd:sequence>
-      </xsd:complexType>
-    </xsd:element>
-    <xsd:element name="MediaServiceOCR" ma:index="18" nillable="true" ma:displayName="Extracted Text" ma:internalName="MediaServiceOCR" ma:readOnly="true">
-      <xsd:simpleType>
-        <xsd:restriction base="dms:Note">
-          <xsd:maxLength value="255"/>
-        </xsd:restriction>
-      </xsd:simpleType>
-    </xsd:element>
-  </xsd:schema>
-  <xsd:schema xmlns:xsd="http://www.w3.org/2001/XMLSchema" xmlns:xs="http://www.w3.org/2001/XMLSchema" xmlns:dms="http://schemas.microsoft.com/office/2006/documentManagement/types" xmlns:pc="http://schemas.microsoft.com/office/infopath/2007/PartnerControls" targetNamespace="90ab80b9-a678-4acf-968e-12ab5f1680e1" elementFormDefault="qualified">
-    <xsd:import namespace="http://schemas.microsoft.com/office/2006/documentManagement/types"/>
-    <xsd:import namespace="http://schemas.microsoft.com/office/infopath/2007/PartnerControls"/>
-    <xsd:element name="TaxCatchAll" ma:index="17" nillable="true" ma:displayName="Taxonomy Catch All Column" ma:hidden="true" ma:list="{91cc3007-8d51-4721-bdcb-fe3999517373}" ma:internalName="TaxCatchAll" ma:showField="CatchAllData" ma:web="90ab80b9-a678-4acf-968e-12ab5f1680e1">
-      <xsd:complexType>
-        <xsd:complexContent>
-          <xsd:extension base="dms:MultiChoiceLookup">
-            <xsd:sequence>
-              <xsd:element name="Value" type="dms:Lookup" maxOccurs="unbounded" minOccurs="0" nillable="true"/>
-            </xsd:sequence>
-          </xsd:extension>
-        </xsd:complexContent>
-      </xsd:complexType>
     </xsd:element>
   </xsd:schema>
   <xsd:schema xmlns="http://schemas.openxmlformats.org/package/2006/metadata/core-properties" xmlns:xsd="http://www.w3.org/2001/XMLSchema" xmlns:xsi="http://www.w3.org/2001/XMLSchema-instance" xmlns:dc="http://purl.org/dc/elements/1.1/" xmlns:dcterms="http://purl.org/dc/terms/" xmlns:odoc="http://schemas.microsoft.com/internal/obd" targetNamespace="http://schemas.openxmlformats.org/package/2006/metadata/core-properties" elementFormDefault="qualified" attributeFormDefault="unqualified" blockDefault="#all">
@@ -2514,12 +2508,7 @@
 
 <file path=customXml/item4.xml><?xml version="1.0" encoding="utf-8"?>
 <p:properties xmlns:p="http://schemas.microsoft.com/office/2006/metadata/properties" xmlns:xsi="http://www.w3.org/2001/XMLSchema-instance" xmlns:pc="http://schemas.microsoft.com/office/infopath/2007/PartnerControls">
-  <documentManagement>
-    <lcf76f155ced4ddcb4097134ff3c332f xmlns="c340dd69-6dcb-4f68-be59-83f5ced86ed4">
-      <Terms xmlns="http://schemas.microsoft.com/office/infopath/2007/PartnerControls"/>
-    </lcf76f155ced4ddcb4097134ff3c332f>
-    <TaxCatchAll xmlns="90ab80b9-a678-4acf-968e-12ab5f1680e1" xsi:nil="true"/>
-  </documentManagement>
+  <documentManagement/>
 </p:properties>
 </file>
 
@@ -2532,7 +2521,7 @@
 </file>
 
 <file path=customXml/itemProps2.xml><?xml version="1.0" encoding="utf-8"?>
-<ds:datastoreItem xmlns:ds="http://schemas.openxmlformats.org/officeDocument/2006/customXml" ds:itemID="{89D1D8C4-5FE9-41D3-B26A-9183A2C196F2}"/>
+<ds:datastoreItem xmlns:ds="http://schemas.openxmlformats.org/officeDocument/2006/customXml" ds:itemID="{18EB8A74-BD94-42B8-A165-CF41DAF65EEE}"/>
 </file>
 
 <file path=customXml/itemProps3.xml><?xml version="1.0" encoding="utf-8"?>
